--- a/Course Materials/Calc 1/Blended Sessions/Unit 3/4.7 Optimization_Solutions.docx
+++ b/Course Materials/Calc 1/Blended Sessions/Unit 3/4.7 Optimization_Solutions.docx
@@ -22,18 +22,7 @@
           <w:sz w:val="24"/>
           <w:szCs w:val="24"/>
         </w:rPr>
-        <w:t>Directions</w:t>
-      </w:r>
-      <w:proofErr w:type="gramStart"/>
-      <w:r>
-        <w:rPr>
-          <w:rFonts w:ascii="Times New Roman" w:hAnsi="Times New Roman" w:cs="Times New Roman"/>
-          <w:b/>
-          <w:color w:val="000000"/>
-          <w:sz w:val="24"/>
-          <w:szCs w:val="24"/>
-        </w:rPr>
-        <w:t xml:space="preserve">:  </w:t>
+        <w:t xml:space="preserve">Directions:  </w:t>
       </w:r>
       <w:r>
         <w:rPr>
@@ -43,62 +32,7 @@
           <w:sz w:val="24"/>
           <w:szCs w:val="24"/>
         </w:rPr>
-        <w:t>The</w:t>
-      </w:r>
-      <w:proofErr w:type="gramEnd"/>
-      <w:r>
-        <w:rPr>
-          <w:rFonts w:ascii="Times New Roman" w:hAnsi="Times New Roman" w:cs="Times New Roman"/>
-          <w:bCs/>
-          <w:color w:val="000000"/>
-          <w:sz w:val="24"/>
-          <w:szCs w:val="24"/>
-        </w:rPr>
-        <w:t xml:space="preserve"> goal of the following problems is to help challenge and deepen your understanding of the current topic.  Don’t assume that you will know how to answer </w:t>
-      </w:r>
-      <w:proofErr w:type="gramStart"/>
-      <w:r>
-        <w:rPr>
-          <w:rFonts w:ascii="Times New Roman" w:hAnsi="Times New Roman" w:cs="Times New Roman"/>
-          <w:bCs/>
-          <w:color w:val="000000"/>
-          <w:sz w:val="24"/>
-          <w:szCs w:val="24"/>
-        </w:rPr>
-        <w:t>each and every</w:t>
-      </w:r>
-      <w:proofErr w:type="gramEnd"/>
-      <w:r>
-        <w:rPr>
-          <w:rFonts w:ascii="Times New Roman" w:hAnsi="Times New Roman" w:cs="Times New Roman"/>
-          <w:bCs/>
-          <w:color w:val="000000"/>
-          <w:sz w:val="24"/>
-          <w:szCs w:val="24"/>
-        </w:rPr>
-        <w:t xml:space="preserve"> question.  You will work with at least two other students in the class to try and find solutions and write arguments for each of the following questions.  Be sure that you question your classmates’ reasoning.  If you don’t understand how they are getting something you should ASK THEM TO EXPLAIN!  Being able to defend your reasoning is important and so you are </w:t>
-      </w:r>
-      <w:proofErr w:type="gramStart"/>
-      <w:r>
-        <w:rPr>
-          <w:rFonts w:ascii="Times New Roman" w:hAnsi="Times New Roman" w:cs="Times New Roman"/>
-          <w:bCs/>
-          <w:color w:val="000000"/>
-          <w:sz w:val="24"/>
-          <w:szCs w:val="24"/>
-        </w:rPr>
-        <w:t>actually helping</w:t>
-      </w:r>
-      <w:proofErr w:type="gramEnd"/>
-      <w:r>
-        <w:rPr>
-          <w:rFonts w:ascii="Times New Roman" w:hAnsi="Times New Roman" w:cs="Times New Roman"/>
-          <w:bCs/>
-          <w:color w:val="000000"/>
-          <w:sz w:val="24"/>
-          <w:szCs w:val="24"/>
-        </w:rPr>
-        <w:t xml:space="preserve"> them by asking them to explain.</w:t>
+        <w:t>The goal of the following problems is to help challenge and deepen your understanding of the current topic.  Don’t assume that you will know how to answer each and every question.  You will work with at least two other students in the class to try and find solutions and write arguments for each of the following questions.  Be sure that you question your classmates’ reasoning.  If you don’t understand how they are getting something you should ASK THEM TO EXPLAIN!  Being able to defend your reasoning is important and so you are actually helping them by asking them to explain.</w:t>
       </w:r>
     </w:p>
     <w:p>
@@ -182,10 +116,10 @@
             <v:path o:extrusionok="f" gradientshapeok="t" o:connecttype="rect"/>
             <o:lock v:ext="edit" aspectratio="t"/>
           </v:shapetype>
-          <v:shape id="_x0000_i1025" type="#_x0000_t75" style="width:27.75pt;height:14.25pt" o:ole="">
+          <v:shape id="_x0000_i1025" type="#_x0000_t75" style="width:30pt;height:12pt" o:ole="">
             <v:imagedata r:id="rId7" o:title=""/>
           </v:shape>
-          <o:OLEObject Type="Embed" ProgID="Equation.DSMT4" ShapeID="_x0000_i1025" DrawAspect="Content" ObjectID="_1845004200" r:id="rId8"/>
+          <o:OLEObject Type="Embed" ProgID="Equation.DSMT4" ShapeID="_x0000_i1025" DrawAspect="Content" ObjectID="_1854630672" r:id="rId8"/>
         </w:object>
       </w:r>
       <w:r>
@@ -346,10 +280,10 @@
           <w:szCs w:val="24"/>
         </w:rPr>
         <w:object w:dxaOrig="2640" w:dyaOrig="680" w14:anchorId="36FB40E7">
-          <v:shape id="_x0000_i1026" type="#_x0000_t75" style="width:132pt;height:33.75pt" o:ole="">
+          <v:shape id="_x0000_i1026" type="#_x0000_t75" style="width:132pt;height:36pt" o:ole="">
             <v:imagedata r:id="rId10" o:title=""/>
           </v:shape>
-          <o:OLEObject Type="Embed" ProgID="Equation.DSMT4" ShapeID="_x0000_i1026" DrawAspect="Content" ObjectID="_1845004201" r:id="rId11"/>
+          <o:OLEObject Type="Embed" ProgID="Equation.DSMT4" ShapeID="_x0000_i1026" DrawAspect="Content" ObjectID="_1854630673" r:id="rId11"/>
         </w:object>
       </w:r>
     </w:p>
@@ -375,10 +309,10 @@
           <w:szCs w:val="24"/>
         </w:rPr>
         <w:object w:dxaOrig="1600" w:dyaOrig="740" w14:anchorId="5FF59C55">
-          <v:shape id="_x0000_i1027" type="#_x0000_t75" style="width:80.25pt;height:36.75pt" o:ole="">
+          <v:shape id="_x0000_i1027" type="#_x0000_t75" style="width:78pt;height:36pt" o:ole="">
             <v:imagedata r:id="rId12" o:title=""/>
           </v:shape>
-          <o:OLEObject Type="Embed" ProgID="Equation.DSMT4" ShapeID="_x0000_i1027" DrawAspect="Content" ObjectID="_1845004202" r:id="rId13"/>
+          <o:OLEObject Type="Embed" ProgID="Equation.DSMT4" ShapeID="_x0000_i1027" DrawAspect="Content" ObjectID="_1854630674" r:id="rId13"/>
         </w:object>
       </w:r>
       <w:r>
@@ -395,10 +329,10 @@
           <w:szCs w:val="24"/>
         </w:rPr>
         <w:object w:dxaOrig="560" w:dyaOrig="279" w14:anchorId="6C7B657B">
-          <v:shape id="_x0000_i1028" type="#_x0000_t75" style="width:27.75pt;height:14.25pt" o:ole="">
+          <v:shape id="_x0000_i1028" type="#_x0000_t75" style="width:30pt;height:12pt" o:ole="">
             <v:imagedata r:id="rId7" o:title=""/>
           </v:shape>
-          <o:OLEObject Type="Embed" ProgID="Equation.DSMT4" ShapeID="_x0000_i1028" DrawAspect="Content" ObjectID="_1845004203" r:id="rId14"/>
+          <o:OLEObject Type="Embed" ProgID="Equation.DSMT4" ShapeID="_x0000_i1028" DrawAspect="Content" ObjectID="_1854630675" r:id="rId14"/>
         </w:object>
       </w:r>
       <w:r>
@@ -415,10 +349,10 @@
           <w:szCs w:val="24"/>
         </w:rPr>
         <w:object w:dxaOrig="6280" w:dyaOrig="940" w14:anchorId="54F12282">
-          <v:shape id="_x0000_i1029" type="#_x0000_t75" style="width:314.25pt;height:47.25pt" o:ole="">
+          <v:shape id="_x0000_i1029" type="#_x0000_t75" style="width:312pt;height:48pt" o:ole="">
             <v:imagedata r:id="rId15" o:title=""/>
           </v:shape>
-          <o:OLEObject Type="Embed" ProgID="Equation.DSMT4" ShapeID="_x0000_i1029" DrawAspect="Content" ObjectID="_1845004204" r:id="rId16"/>
+          <o:OLEObject Type="Embed" ProgID="Equation.DSMT4" ShapeID="_x0000_i1029" DrawAspect="Content" ObjectID="_1854630676" r:id="rId16"/>
         </w:object>
       </w:r>
       <w:r>
@@ -461,7 +395,7 @@
           <v:shape id="_x0000_i1030" type="#_x0000_t75" style="width:294pt;height:36pt" o:ole="">
             <v:imagedata r:id="rId17" o:title=""/>
           </v:shape>
-          <o:OLEObject Type="Embed" ProgID="Equation.DSMT4" ShapeID="_x0000_i1030" DrawAspect="Content" ObjectID="_1845004205" r:id="rId18"/>
+          <o:OLEObject Type="Embed" ProgID="Equation.DSMT4" ShapeID="_x0000_i1030" DrawAspect="Content" ObjectID="_1854630677" r:id="rId18"/>
         </w:object>
       </w:r>
     </w:p>
@@ -494,10 +428,10 @@
           <w:szCs w:val="24"/>
         </w:rPr>
         <w:object w:dxaOrig="3000" w:dyaOrig="700" w14:anchorId="58B46705">
-          <v:shape id="_x0000_i1031" type="#_x0000_t75" style="width:150pt;height:35.25pt" o:ole="">
+          <v:shape id="_x0000_i1031" type="#_x0000_t75" style="width:150pt;height:36pt" o:ole="">
             <v:imagedata r:id="rId19" o:title=""/>
           </v:shape>
-          <o:OLEObject Type="Embed" ProgID="Equation.DSMT4" ShapeID="_x0000_i1031" DrawAspect="Content" ObjectID="_1845004206" r:id="rId20"/>
+          <o:OLEObject Type="Embed" ProgID="Equation.DSMT4" ShapeID="_x0000_i1031" DrawAspect="Content" ObjectID="_1854630678" r:id="rId20"/>
         </w:object>
       </w:r>
     </w:p>
@@ -542,10 +476,10 @@
           <w:szCs w:val="24"/>
         </w:rPr>
         <w:object w:dxaOrig="639" w:dyaOrig="279" w14:anchorId="1BE0FDEA">
-          <v:shape id="_x0000_i1032" type="#_x0000_t75" style="width:32.25pt;height:14.25pt" o:ole="">
+          <v:shape id="_x0000_i1032" type="#_x0000_t75" style="width:30pt;height:12pt" o:ole="">
             <v:imagedata r:id="rId21" o:title=""/>
           </v:shape>
-          <o:OLEObject Type="Embed" ProgID="Equation.DSMT4" ShapeID="_x0000_i1032" DrawAspect="Content" ObjectID="_1845004207" r:id="rId22"/>
+          <o:OLEObject Type="Embed" ProgID="Equation.DSMT4" ShapeID="_x0000_i1032" DrawAspect="Content" ObjectID="_1854630679" r:id="rId22"/>
         </w:object>
       </w:r>
       <w:r>
@@ -556,10 +490,10 @@
           <w:position w:val="-10"/>
         </w:rPr>
         <w:object w:dxaOrig="2820" w:dyaOrig="360" w14:anchorId="2179BE58">
-          <v:shape id="_x0000_i1033" type="#_x0000_t75" style="width:141pt;height:18pt" o:ole="">
+          <v:shape id="_x0000_i1033" type="#_x0000_t75" style="width:2in;height:18pt" o:ole="">
             <v:imagedata r:id="rId23" o:title=""/>
           </v:shape>
-          <o:OLEObject Type="Embed" ProgID="Equation.DSMT4" ShapeID="_x0000_i1033" DrawAspect="Content" ObjectID="_1845004208" r:id="rId24"/>
+          <o:OLEObject Type="Embed" ProgID="Equation.DSMT4" ShapeID="_x0000_i1033" DrawAspect="Content" ObjectID="_1854630680" r:id="rId24"/>
         </w:object>
       </w:r>
     </w:p>
@@ -575,10 +509,10 @@
           <w:position w:val="-4"/>
         </w:rPr>
         <w:object w:dxaOrig="279" w:dyaOrig="260" w14:anchorId="5688029F">
-          <v:shape id="_x0000_i1034" type="#_x0000_t75" style="width:14.25pt;height:12.75pt" o:ole="">
+          <v:shape id="_x0000_i1034" type="#_x0000_t75" style="width:12pt;height:12pt" o:ole="">
             <v:imagedata r:id="rId25" o:title=""/>
           </v:shape>
-          <o:OLEObject Type="Embed" ProgID="Equation.DSMT4" ShapeID="_x0000_i1034" DrawAspect="Content" ObjectID="_1845004209" r:id="rId26"/>
+          <o:OLEObject Type="Embed" ProgID="Equation.DSMT4" ShapeID="_x0000_i1034" DrawAspect="Content" ObjectID="_1854630681" r:id="rId26"/>
         </w:object>
       </w:r>
       <w:r>
@@ -589,10 +523,10 @@
           <w:position w:val="-10"/>
         </w:rPr>
         <w:object w:dxaOrig="1939" w:dyaOrig="360" w14:anchorId="3AD960A2">
-          <v:shape id="_x0000_i1035" type="#_x0000_t75" style="width:96.75pt;height:18pt" o:ole="">
+          <v:shape id="_x0000_i1035" type="#_x0000_t75" style="width:96pt;height:18pt" o:ole="">
             <v:imagedata r:id="rId27" o:title=""/>
           </v:shape>
-          <o:OLEObject Type="Embed" ProgID="Equation.DSMT4" ShapeID="_x0000_i1035" DrawAspect="Content" ObjectID="_1845004210" r:id="rId28"/>
+          <o:OLEObject Type="Embed" ProgID="Equation.DSMT4" ShapeID="_x0000_i1035" DrawAspect="Content" ObjectID="_1854630682" r:id="rId28"/>
         </w:object>
       </w:r>
     </w:p>
@@ -813,10 +747,10 @@
                                       <w:position w:val="-6"/>
                                     </w:rPr>
                                     <w:object w:dxaOrig="200" w:dyaOrig="279" w14:anchorId="1F0D490B">
-                                      <v:shape id="_x0000_i1037" type="#_x0000_t75" style="width:9.75pt;height:14.25pt" o:ole="">
+                                      <v:shape id="_x0000_i1037" type="#_x0000_t75" style="width:12pt;height:12pt" o:ole="">
                                         <v:imagedata r:id="rId29" o:title=""/>
                                       </v:shape>
-                                      <o:OLEObject Type="Embed" ProgID="Equation.DSMT4" ShapeID="_x0000_i1037" DrawAspect="Content" ObjectID="_1845004277" r:id="rId30"/>
+                                      <o:OLEObject Type="Embed" ProgID="Equation.DSMT4" ShapeID="_x0000_i1037" DrawAspect="Content" ObjectID="_1854630749" r:id="rId30"/>
                                     </w:object>
                                   </w:r>
                                 </w:p>
@@ -1147,10 +1081,10 @@
                                   <w:position w:val="-6"/>
                                 </w:rPr>
                                 <w:object w:dxaOrig="320" w:dyaOrig="279" w14:anchorId="0D01DD6C">
-                                  <v:shape id="_x0000_i1039" type="#_x0000_t75" style="width:15.75pt;height:14.25pt" o:ole="">
+                                  <v:shape id="_x0000_i1039" type="#_x0000_t75" style="width:18pt;height:12pt" o:ole="">
                                     <v:imagedata r:id="rId31" o:title=""/>
                                   </v:shape>
-                                  <o:OLEObject Type="Embed" ProgID="Equation.DSMT4" ShapeID="_x0000_i1039" DrawAspect="Content" ObjectID="_1845004278" r:id="rId32"/>
+                                  <o:OLEObject Type="Embed" ProgID="Equation.DSMT4" ShapeID="_x0000_i1039" DrawAspect="Content" ObjectID="_1854630750" r:id="rId32"/>
                                 </w:object>
                               </w:r>
                             </w:p>
@@ -1205,10 +1139,10 @@
                                 <w:position w:val="-6"/>
                               </w:rPr>
                               <w:object w:dxaOrig="200" w:dyaOrig="279" w14:anchorId="1F0D490B">
-                                <v:shape id="_x0000_i1037" type="#_x0000_t75" style="width:9.75pt;height:14.25pt" o:ole="">
-                                  <v:imagedata r:id="rId33" o:title=""/>
+                                <v:shape id="_x0000_i1037" type="#_x0000_t75" style="width:12pt;height:12pt" o:ole="">
+                                  <v:imagedata r:id="rId29" o:title=""/>
                                 </v:shape>
-                                <o:OLEObject Type="Embed" ProgID="Equation.DSMT4" ShapeID="_x0000_i1037" DrawAspect="Content" ObjectID="_1844972737" r:id="rId34"/>
+                                <o:OLEObject Type="Embed" ProgID="Equation.DSMT4" ShapeID="_x0000_i1037" DrawAspect="Content" ObjectID="_1854630749" r:id="rId33"/>
                               </w:object>
                             </w:r>
                           </w:p>
@@ -1338,10 +1272,10 @@
                             <w:position w:val="-6"/>
                           </w:rPr>
                           <w:object w:dxaOrig="320" w:dyaOrig="279" w14:anchorId="0D01DD6C">
-                            <v:shape id="_x0000_i1039" type="#_x0000_t75" style="width:15.75pt;height:14.25pt" o:ole="">
-                              <v:imagedata r:id="rId35" o:title=""/>
+                            <v:shape id="_x0000_i1039" type="#_x0000_t75" style="width:18pt;height:12pt" o:ole="">
+                              <v:imagedata r:id="rId31" o:title=""/>
                             </v:shape>
-                            <o:OLEObject Type="Embed" ProgID="Equation.DSMT4" ShapeID="_x0000_i1039" DrawAspect="Content" ObjectID="_1844972738" r:id="rId36"/>
+                            <o:OLEObject Type="Embed" ProgID="Equation.DSMT4" ShapeID="_x0000_i1039" DrawAspect="Content" ObjectID="_1854630750" r:id="rId34"/>
                           </w:object>
                         </w:r>
                       </w:p>
@@ -1378,15 +1312,7 @@
         <w:ind w:left="6480"/>
       </w:pPr>
       <w:r>
-        <w:t xml:space="preserve">Note that we aren’t </w:t>
-      </w:r>
-      <w:proofErr w:type="gramStart"/>
-      <w:r>
-        <w:t>consider with</w:t>
-      </w:r>
-      <w:proofErr w:type="gramEnd"/>
-      <w:r>
-        <w:t xml:space="preserve"> values below 0 since these are not possible radius lengths.</w:t>
+        <w:t>Note that we aren’t consider with values below 0 since these are not possible radius lengths.</w:t>
       </w:r>
     </w:p>
     <w:p/>
@@ -1422,7 +1348,7 @@
                     </pic:cNvPicPr>
                   </pic:nvPicPr>
                   <pic:blipFill>
-                    <a:blip r:embed="rId37">
+                    <a:blip r:embed="rId35">
                       <a:extLst>
                         <a:ext uri="{28A0092B-C50C-407E-A947-70E740481C1C}">
                           <a14:useLocalDpi xmlns:a14="http://schemas.microsoft.com/office/drawing/2010/main" val="0"/>
@@ -1468,51 +1394,43 @@
           <w:position w:val="-10"/>
         </w:rPr>
         <w:object w:dxaOrig="700" w:dyaOrig="320" w14:anchorId="405CFCA5">
-          <v:shape id="_x0000_i1040" type="#_x0000_t75" style="width:35.25pt;height:15.75pt" o:ole="">
+          <v:shape id="_x0000_i1040" type="#_x0000_t75" style="width:36pt;height:18pt" o:ole="">
+            <v:imagedata r:id="rId36" o:title=""/>
+          </v:shape>
+          <o:OLEObject Type="Embed" ProgID="Equation.DSMT4" ShapeID="_x0000_i1040" DrawAspect="Content" ObjectID="_1854630683" r:id="rId37"/>
+        </w:object>
+      </w:r>
+      <w:r>
+        <w:t>then the total amount of fencing used would minimized.</w:t>
+      </w:r>
+    </w:p>
+    <w:p>
+      <w:pPr>
+        <w:ind w:left="720"/>
+      </w:pPr>
+      <w:r>
+        <w:t xml:space="preserve">This implies that </w:t>
+      </w:r>
+      <w:r>
+        <w:rPr>
+          <w:position w:val="-6"/>
+        </w:rPr>
+        <w:object w:dxaOrig="380" w:dyaOrig="220" w14:anchorId="4A551EF5">
+          <v:shape id="_x0000_i1041" type="#_x0000_t75" style="width:18pt;height:12pt" o:ole="">
             <v:imagedata r:id="rId38" o:title=""/>
           </v:shape>
-          <o:OLEObject Type="Embed" ProgID="Equation.DSMT4" ShapeID="_x0000_i1040" DrawAspect="Content" ObjectID="_1845004211" r:id="rId39"/>
+          <o:OLEObject Type="Embed" ProgID="Equation.DSMT4" ShapeID="_x0000_i1041" DrawAspect="Content" ObjectID="_1854630684" r:id="rId39"/>
         </w:object>
       </w:r>
       <w:r>
-        <w:t xml:space="preserve">then the total amount of fencing used would </w:t>
-      </w:r>
-      <w:proofErr w:type="gramStart"/>
-      <w:r>
-        <w:t>minimized</w:t>
-      </w:r>
-      <w:proofErr w:type="gramEnd"/>
-      <w:r>
-        <w:t>.</w:t>
-      </w:r>
-    </w:p>
-    <w:p>
-      <w:pPr>
-        <w:ind w:left="720"/>
-      </w:pPr>
-      <w:r>
-        <w:t xml:space="preserve">This implies that </w:t>
-      </w:r>
-      <w:r>
-        <w:rPr>
-          <w:position w:val="-6"/>
-        </w:rPr>
-        <w:object w:dxaOrig="380" w:dyaOrig="220" w14:anchorId="4A551EF5">
-          <v:shape id="_x0000_i1041" type="#_x0000_t75" style="width:18.75pt;height:11.25pt" o:ole="">
+        <w:rPr>
+          <w:position w:val="-24"/>
+        </w:rPr>
+        <w:object w:dxaOrig="3200" w:dyaOrig="620" w14:anchorId="3E916EC0">
+          <v:shape id="_x0000_i1042" type="#_x0000_t75" style="width:162pt;height:30pt" o:ole="">
             <v:imagedata r:id="rId40" o:title=""/>
           </v:shape>
-          <o:OLEObject Type="Embed" ProgID="Equation.DSMT4" ShapeID="_x0000_i1041" DrawAspect="Content" ObjectID="_1845004212" r:id="rId41"/>
-        </w:object>
-      </w:r>
-      <w:r>
-        <w:rPr>
-          <w:position w:val="-24"/>
-        </w:rPr>
-        <w:object w:dxaOrig="3200" w:dyaOrig="620" w14:anchorId="3E916EC0">
-          <v:shape id="_x0000_i1042" type="#_x0000_t75" style="width:159.75pt;height:30.75pt" o:ole="">
-            <v:imagedata r:id="rId42" o:title=""/>
-          </v:shape>
-          <o:OLEObject Type="Embed" ProgID="Equation.DSMT4" ShapeID="_x0000_i1042" DrawAspect="Content" ObjectID="_1845004213" r:id="rId43"/>
+          <o:OLEObject Type="Embed" ProgID="Equation.DSMT4" ShapeID="_x0000_i1042" DrawAspect="Content" ObjectID="_1854630685" r:id="rId41"/>
         </w:object>
       </w:r>
       <w:r>
@@ -1545,268 +1463,254 @@
           <w:position w:val="-6"/>
         </w:rPr>
         <w:object w:dxaOrig="560" w:dyaOrig="279" w14:anchorId="6BE570FD">
-          <v:shape id="_x0000_i1043" type="#_x0000_t75" style="width:27.75pt;height:14.25pt" o:ole="">
+          <v:shape id="_x0000_i1043" type="#_x0000_t75" style="width:30pt;height:12pt" o:ole="">
+            <v:imagedata r:id="rId42" o:title=""/>
+          </v:shape>
+          <o:OLEObject Type="Embed" ProgID="Equation.DSMT4" ShapeID="_x0000_i1043" DrawAspect="Content" ObjectID="_1854630686" r:id="rId43"/>
+        </w:object>
+      </w:r>
+      <w:r>
+        <w:rPr>
+          <w:szCs w:val="24"/>
+        </w:rPr>
+        <w:t xml:space="preserve">, a triangle is formed with vertices </w:t>
+      </w:r>
+      <w:r>
+        <w:rPr>
+          <w:position w:val="-14"/>
+        </w:rPr>
+        <w:object w:dxaOrig="1240" w:dyaOrig="400" w14:anchorId="5C2C84C2">
+          <v:shape id="_x0000_i1044" type="#_x0000_t75" style="width:60pt;height:18pt" o:ole="">
             <v:imagedata r:id="rId44" o:title=""/>
           </v:shape>
-          <o:OLEObject Type="Embed" ProgID="Equation.DSMT4" ShapeID="_x0000_i1043" DrawAspect="Content" ObjectID="_1845004214" r:id="rId45"/>
+          <o:OLEObject Type="Embed" ProgID="Equation.DSMT4" ShapeID="_x0000_i1044" DrawAspect="Content" ObjectID="_1854630687" r:id="rId45"/>
         </w:object>
       </w:r>
       <w:r>
         <w:rPr>
           <w:szCs w:val="24"/>
         </w:rPr>
-        <w:t xml:space="preserve">, a triangle is formed with vertices </w:t>
+        <w:t xml:space="preserve">and </w:t>
       </w:r>
       <w:r>
         <w:rPr>
           <w:position w:val="-14"/>
         </w:rPr>
-        <w:object w:dxaOrig="1240" w:dyaOrig="400" w14:anchorId="5C2C84C2">
-          <v:shape id="_x0000_i1044" type="#_x0000_t75" style="width:62.25pt;height:20.25pt" o:ole="">
+        <w:object w:dxaOrig="980" w:dyaOrig="400" w14:anchorId="32EDE137">
+          <v:shape id="_x0000_i1045" type="#_x0000_t75" style="width:48pt;height:18pt" o:ole="">
             <v:imagedata r:id="rId46" o:title=""/>
           </v:shape>
-          <o:OLEObject Type="Embed" ProgID="Equation.DSMT4" ShapeID="_x0000_i1044" DrawAspect="Content" ObjectID="_1845004215" r:id="rId47"/>
+          <o:OLEObject Type="Embed" ProgID="Equation.DSMT4" ShapeID="_x0000_i1045" DrawAspect="Content" ObjectID="_1854630688" r:id="rId47"/>
         </w:object>
       </w:r>
       <w:r>
         <w:rPr>
           <w:szCs w:val="24"/>
         </w:rPr>
-        <w:t xml:space="preserve">and </w:t>
-      </w:r>
-      <w:r>
-        <w:rPr>
-          <w:position w:val="-14"/>
-        </w:rPr>
-        <w:object w:dxaOrig="980" w:dyaOrig="400" w14:anchorId="32EDE137">
-          <v:shape id="_x0000_i1045" type="#_x0000_t75" style="width:48.75pt;height:20.25pt" o:ole="">
+        <w:t xml:space="preserve"> where </w:t>
+      </w:r>
+      <w:r>
+        <w:rPr>
+          <w:position w:val="-24"/>
+        </w:rPr>
+        <w:object w:dxaOrig="1860" w:dyaOrig="620" w14:anchorId="6AE5D38B">
+          <v:shape id="_x0000_i1046" type="#_x0000_t75" style="width:96pt;height:30pt" o:ole="">
             <v:imagedata r:id="rId48" o:title=""/>
           </v:shape>
-          <o:OLEObject Type="Embed" ProgID="Equation.DSMT4" ShapeID="_x0000_i1045" DrawAspect="Content" ObjectID="_1845004216" r:id="rId49"/>
+          <o:OLEObject Type="Embed" ProgID="Equation.DSMT4" ShapeID="_x0000_i1046" DrawAspect="Content" ObjectID="_1854630689" r:id="rId49"/>
         </w:object>
       </w:r>
       <w:r>
         <w:rPr>
           <w:szCs w:val="24"/>
         </w:rPr>
-        <w:t xml:space="preserve"> where </w:t>
-      </w:r>
-      <w:r>
-        <w:rPr>
-          <w:position w:val="-24"/>
-        </w:rPr>
-        <w:object w:dxaOrig="1860" w:dyaOrig="620" w14:anchorId="6AE5D38B">
-          <v:shape id="_x0000_i1046" type="#_x0000_t75" style="width:93pt;height:30.75pt" o:ole="">
+        <w:t xml:space="preserve">is the function given below.  What is the value of </w:t>
+      </w:r>
+      <w:r>
+        <w:rPr>
+          <w:i/>
+          <w:iCs/>
+          <w:szCs w:val="24"/>
+        </w:rPr>
+        <w:t>x</w:t>
+      </w:r>
+      <w:r>
+        <w:rPr>
+          <w:szCs w:val="24"/>
+        </w:rPr>
+        <w:t xml:space="preserve"> which results in the triangle of largest area?</w:t>
+      </w:r>
+      <w:r>
+        <w:rPr>
+          <w:szCs w:val="24"/>
+        </w:rPr>
+        <w:t xml:space="preserve">  What is this largest area?</w:t>
+      </w:r>
+    </w:p>
+    <w:p/>
+    <w:p>
+      <w:pPr>
+        <w:ind w:left="720"/>
+      </w:pPr>
+      <w:r>
+        <w:t>We start by drawing a picture of the scenario.</w:t>
+      </w:r>
+    </w:p>
+    <w:p>
+      <w:pPr>
+        <w:ind w:left="720"/>
+      </w:pPr>
+      <w:r>
+        <w:t>We want to maximize the area of a tri</w:t>
+      </w:r>
+      <w:r>
+        <w:t xml:space="preserve">angle so we calculate that the area of a triangle here would be given by: </w:t>
+      </w:r>
+    </w:p>
+    <w:p>
+      <w:pPr>
+        <w:ind w:left="720" w:firstLine="720"/>
+      </w:pPr>
+      <w:r>
+        <w:rPr>
+          <w:position w:val="-28"/>
+        </w:rPr>
+        <w:object w:dxaOrig="4020" w:dyaOrig="680" w14:anchorId="15729CF9">
+          <v:shape id="_x0000_i1047" type="#_x0000_t75" style="width:204pt;height:36pt" o:ole="">
             <v:imagedata r:id="rId50" o:title=""/>
           </v:shape>
-          <o:OLEObject Type="Embed" ProgID="Equation.DSMT4" ShapeID="_x0000_i1046" DrawAspect="Content" ObjectID="_1845004217" r:id="rId51"/>
+          <o:OLEObject Type="Embed" ProgID="Equation.DSMT4" ShapeID="_x0000_i1047" DrawAspect="Content" ObjectID="_1854630690" r:id="rId51"/>
         </w:object>
       </w:r>
-      <w:r>
-        <w:rPr>
-          <w:szCs w:val="24"/>
-        </w:rPr>
-        <w:t xml:space="preserve">is the function given below.  What is the value of </w:t>
+    </w:p>
+    <w:p/>
+    <w:p>
+      <w:r>
+        <w:tab/>
+      </w:r>
+      <w:r>
+        <w:t>We then calculate</w:t>
+      </w:r>
+    </w:p>
+    <w:p>
+      <w:r>
+        <w:tab/>
+      </w:r>
+      <w:r>
+        <w:tab/>
+      </w:r>
+      <w:r>
+        <w:rPr>
+          <w:position w:val="-42"/>
+        </w:rPr>
+        <w:object w:dxaOrig="6420" w:dyaOrig="900" w14:anchorId="501E01F2">
+          <v:shape id="_x0000_i1048" type="#_x0000_t75" style="width:324pt;height:48pt" o:ole="">
+            <v:imagedata r:id="rId52" o:title=""/>
+          </v:shape>
+          <o:OLEObject Type="Embed" ProgID="Equation.DSMT4" ShapeID="_x0000_i1048" DrawAspect="Content" ObjectID="_1854630691" r:id="rId53"/>
+        </w:object>
+      </w:r>
+    </w:p>
+    <w:p/>
+    <w:p>
+      <w:r>
+        <w:tab/>
+        <w:t>We see that</w:t>
+      </w:r>
+    </w:p>
+    <w:p>
+      <w:r>
+        <w:tab/>
+      </w:r>
+      <w:r>
+        <w:tab/>
+      </w:r>
+      <w:r>
+        <w:rPr>
+          <w:position w:val="-6"/>
+        </w:rPr>
+        <w:object w:dxaOrig="639" w:dyaOrig="279" w14:anchorId="03968931">
+          <v:shape id="_x0000_i1049" type="#_x0000_t75" style="width:30pt;height:12pt" o:ole="">
+            <v:imagedata r:id="rId54" o:title=""/>
+          </v:shape>
+          <o:OLEObject Type="Embed" ProgID="Equation.DSMT4" ShapeID="_x0000_i1049" DrawAspect="Content" ObjectID="_1854630692" r:id="rId55"/>
+        </w:object>
+      </w:r>
+      <w:r>
+        <w:t xml:space="preserve">when </w:t>
+      </w:r>
+      <w:r>
+        <w:rPr>
+          <w:position w:val="-6"/>
+        </w:rPr>
+        <w:object w:dxaOrig="680" w:dyaOrig="279" w14:anchorId="672FDFC1">
+          <v:shape id="_x0000_i1050" type="#_x0000_t75" style="width:36pt;height:12pt" o:ole="">
+            <v:imagedata r:id="rId56" o:title=""/>
+          </v:shape>
+          <o:OLEObject Type="Embed" ProgID="Equation.DSMT4" ShapeID="_x0000_i1050" DrawAspect="Content" ObjectID="_1854630693" r:id="rId57"/>
+        </w:object>
+      </w:r>
+    </w:p>
+    <w:p>
+      <w:r>
+        <w:tab/>
+      </w:r>
+      <w:r>
+        <w:tab/>
+      </w:r>
+      <w:r>
+        <w:rPr>
+          <w:position w:val="-4"/>
+        </w:rPr>
+        <w:object w:dxaOrig="279" w:dyaOrig="260" w14:anchorId="0660CD26">
+          <v:shape id="_x0000_i1051" type="#_x0000_t75" style="width:12pt;height:12pt" o:ole="">
+            <v:imagedata r:id="rId58" o:title=""/>
+          </v:shape>
+          <o:OLEObject Type="Embed" ProgID="Equation.DSMT4" ShapeID="_x0000_i1051" DrawAspect="Content" ObjectID="_1854630694" r:id="rId59"/>
+        </w:object>
+      </w:r>
+      <w:r>
+        <w:t xml:space="preserve">is never undefined since </w:t>
+      </w:r>
+      <w:r>
+        <w:rPr>
+          <w:position w:val="-6"/>
+        </w:rPr>
+        <w:object w:dxaOrig="1440" w:dyaOrig="320" w14:anchorId="244264AC">
+          <v:shape id="_x0000_i1052" type="#_x0000_t75" style="width:1in;height:18pt" o:ole="">
+            <v:imagedata r:id="rId60" o:title=""/>
+          </v:shape>
+          <o:OLEObject Type="Embed" ProgID="Equation.DSMT4" ShapeID="_x0000_i1052" DrawAspect="Content" ObjectID="_1854630695" r:id="rId61"/>
+        </w:object>
+      </w:r>
+      <w:r>
+        <w:t xml:space="preserve">for any value of </w:t>
       </w:r>
       <w:r>
         <w:rPr>
           <w:i/>
           <w:iCs/>
-          <w:szCs w:val="24"/>
         </w:rPr>
         <w:t>x</w:t>
       </w:r>
       <w:r>
-        <w:rPr>
-          <w:szCs w:val="24"/>
-        </w:rPr>
-        <w:t xml:space="preserve"> which results in the triangle of largest area?</w:t>
-      </w:r>
-      <w:r>
-        <w:rPr>
-          <w:szCs w:val="24"/>
-        </w:rPr>
-        <w:t xml:space="preserve">  What is this </w:t>
-      </w:r>
-      <w:proofErr w:type="gramStart"/>
-      <w:r>
-        <w:rPr>
-          <w:szCs w:val="24"/>
-        </w:rPr>
-        <w:t>largest</w:t>
-      </w:r>
-      <w:proofErr w:type="gramEnd"/>
-      <w:r>
-        <w:rPr>
-          <w:szCs w:val="24"/>
-        </w:rPr>
-        <w:t xml:space="preserve"> area?</w:t>
-      </w:r>
-    </w:p>
-    <w:p/>
-    <w:p>
-      <w:pPr>
-        <w:ind w:left="720"/>
-      </w:pPr>
-      <w:r>
-        <w:t>We start by drawing a picture of the scenario.</w:t>
-      </w:r>
-    </w:p>
-    <w:p>
-      <w:pPr>
-        <w:ind w:left="720"/>
-      </w:pPr>
-      <w:r>
-        <w:t>We want to maximize the area of a tri</w:t>
-      </w:r>
-      <w:r>
-        <w:t xml:space="preserve">angle so we calculate that the area of a triangle here would be given by: </w:t>
-      </w:r>
-    </w:p>
-    <w:p>
-      <w:pPr>
-        <w:ind w:left="720" w:firstLine="720"/>
-      </w:pPr>
-      <w:r>
-        <w:rPr>
-          <w:position w:val="-28"/>
-        </w:rPr>
-        <w:object w:dxaOrig="4020" w:dyaOrig="680" w14:anchorId="15729CF9">
-          <v:shape id="_x0000_i1047" type="#_x0000_t75" style="width:201pt;height:33.75pt" o:ole="">
-            <v:imagedata r:id="rId52" o:title=""/>
-          </v:shape>
-          <o:OLEObject Type="Embed" ProgID="Equation.DSMT4" ShapeID="_x0000_i1047" DrawAspect="Content" ObjectID="_1845004218" r:id="rId53"/>
-        </w:object>
-      </w:r>
-    </w:p>
-    <w:p/>
-    <w:p>
-      <w:r>
-        <w:tab/>
-      </w:r>
-      <w:r>
-        <w:t>We then calculate</w:t>
-      </w:r>
-    </w:p>
-    <w:p>
-      <w:r>
-        <w:tab/>
-      </w:r>
-      <w:r>
-        <w:tab/>
-      </w:r>
-      <w:r>
-        <w:rPr>
-          <w:position w:val="-42"/>
-        </w:rPr>
-        <w:object w:dxaOrig="6420" w:dyaOrig="900" w14:anchorId="501E01F2">
-          <v:shape id="_x0000_i1048" type="#_x0000_t75" style="width:321pt;height:45pt" o:ole="">
-            <v:imagedata r:id="rId54" o:title=""/>
-          </v:shape>
-          <o:OLEObject Type="Embed" ProgID="Equation.DSMT4" ShapeID="_x0000_i1048" DrawAspect="Content" ObjectID="_1845004219" r:id="rId55"/>
-        </w:object>
-      </w:r>
-    </w:p>
-    <w:p/>
-    <w:p>
-      <w:r>
-        <w:tab/>
-        <w:t>We see that</w:t>
-      </w:r>
-    </w:p>
-    <w:p>
-      <w:r>
-        <w:tab/>
-      </w:r>
-      <w:r>
-        <w:tab/>
-      </w:r>
-      <w:r>
-        <w:rPr>
-          <w:position w:val="-6"/>
-        </w:rPr>
-        <w:object w:dxaOrig="639" w:dyaOrig="279" w14:anchorId="03968931">
-          <v:shape id="_x0000_i1049" type="#_x0000_t75" style="width:32.25pt;height:14.25pt" o:ole="">
-            <v:imagedata r:id="rId56" o:title=""/>
-          </v:shape>
-          <o:OLEObject Type="Embed" ProgID="Equation.DSMT4" ShapeID="_x0000_i1049" DrawAspect="Content" ObjectID="_1845004220" r:id="rId57"/>
-        </w:object>
-      </w:r>
-      <w:r>
-        <w:t xml:space="preserve">when </w:t>
-      </w:r>
-      <w:r>
-        <w:rPr>
-          <w:position w:val="-6"/>
-        </w:rPr>
-        <w:object w:dxaOrig="680" w:dyaOrig="279" w14:anchorId="672FDFC1">
-          <v:shape id="_x0000_i1050" type="#_x0000_t75" style="width:33.75pt;height:14.25pt" o:ole="">
-            <v:imagedata r:id="rId58" o:title=""/>
-          </v:shape>
-          <o:OLEObject Type="Embed" ProgID="Equation.DSMT4" ShapeID="_x0000_i1050" DrawAspect="Content" ObjectID="_1845004221" r:id="rId59"/>
-        </w:object>
-      </w:r>
-    </w:p>
-    <w:p>
-      <w:r>
-        <w:tab/>
-      </w:r>
-      <w:r>
-        <w:tab/>
-      </w:r>
-      <w:r>
-        <w:rPr>
-          <w:position w:val="-4"/>
-        </w:rPr>
-        <w:object w:dxaOrig="279" w:dyaOrig="260" w14:anchorId="0660CD26">
-          <v:shape id="_x0000_i1051" type="#_x0000_t75" style="width:14.25pt;height:12.75pt" o:ole="">
-            <v:imagedata r:id="rId60" o:title=""/>
-          </v:shape>
-          <o:OLEObject Type="Embed" ProgID="Equation.DSMT4" ShapeID="_x0000_i1051" DrawAspect="Content" ObjectID="_1845004222" r:id="rId61"/>
-        </w:object>
-      </w:r>
-      <w:r>
-        <w:t xml:space="preserve">is never undefined since </w:t>
-      </w:r>
-      <w:r>
-        <w:rPr>
-          <w:position w:val="-6"/>
-        </w:rPr>
-        <w:object w:dxaOrig="1440" w:dyaOrig="320" w14:anchorId="244264AC">
-          <v:shape id="_x0000_i1052" type="#_x0000_t75" style="width:1in;height:15.75pt" o:ole="">
+        <w:t xml:space="preserve"> </w:t>
+      </w:r>
+      <w:r>
+        <w:t>(</w:t>
+      </w:r>
+      <w:r>
+        <w:t xml:space="preserve">Note </w:t>
+      </w:r>
+      <w:r>
+        <w:rPr>
+          <w:position w:val="-8"/>
+        </w:rPr>
+        <w:object w:dxaOrig="1400" w:dyaOrig="400" w14:anchorId="21E9BBAB">
+          <v:shape id="_x0000_i1053" type="#_x0000_t75" style="width:1in;height:18pt" o:ole="">
             <v:imagedata r:id="rId62" o:title=""/>
           </v:shape>
-          <o:OLEObject Type="Embed" ProgID="Equation.DSMT4" ShapeID="_x0000_i1052" DrawAspect="Content" ObjectID="_1845004223" r:id="rId63"/>
-        </w:object>
-      </w:r>
-      <w:r>
-        <w:t xml:space="preserve">for any value of </w:t>
-      </w:r>
-      <w:r>
-        <w:rPr>
-          <w:i/>
-          <w:iCs/>
-        </w:rPr>
-        <w:t>x</w:t>
-      </w:r>
-      <w:r>
-        <w:t xml:space="preserve"> </w:t>
-      </w:r>
-      <w:r>
-        <w:t>(</w:t>
-      </w:r>
-      <w:r>
-        <w:t xml:space="preserve">Note </w:t>
-      </w:r>
-      <w:r>
-        <w:rPr>
-          <w:position w:val="-8"/>
-        </w:rPr>
-        <w:object w:dxaOrig="1400" w:dyaOrig="400" w14:anchorId="21E9BBAB">
-          <v:shape id="_x0000_i1053" type="#_x0000_t75" style="width:69.75pt;height:20.25pt" o:ole="">
-            <v:imagedata r:id="rId64" o:title=""/>
-          </v:shape>
-          <o:OLEObject Type="Embed" ProgID="Equation.DSMT4" ShapeID="_x0000_i1053" DrawAspect="Content" ObjectID="_1845004224" r:id="rId65"/>
+          <o:OLEObject Type="Embed" ProgID="Equation.DSMT4" ShapeID="_x0000_i1053" DrawAspect="Content" ObjectID="_1854630696" r:id="rId63"/>
         </w:object>
       </w:r>
       <w:r>
@@ -2028,10 +1932,10 @@
                                       <w:position w:val="-6"/>
                                     </w:rPr>
                                     <w:object w:dxaOrig="320" w:dyaOrig="279" w14:anchorId="4DBB7A30">
-                                      <v:shape id="_x0000_i1055" type="#_x0000_t75" style="width:15.75pt;height:13.5pt" o:ole="">
-                                        <v:imagedata r:id="rId66" o:title=""/>
+                                      <v:shape id="_x0000_i1055" type="#_x0000_t75" style="width:18pt;height:12pt" o:ole="">
+                                        <v:imagedata r:id="rId64" o:title=""/>
                                       </v:shape>
-                                      <o:OLEObject Type="Embed" ProgID="Equation.DSMT4" ShapeID="_x0000_i1055" DrawAspect="Content" ObjectID="_1845004279" r:id="rId67"/>
+                                      <o:OLEObject Type="Embed" ProgID="Equation.DSMT4" ShapeID="_x0000_i1055" DrawAspect="Content" ObjectID="_1854630751" r:id="rId65"/>
                                     </w:object>
                                   </w:r>
                                 </w:p>
@@ -2504,10 +2408,10 @@
                                   <w:position w:val="-6"/>
                                 </w:rPr>
                                 <w:object w:dxaOrig="180" w:dyaOrig="279" w14:anchorId="29753165">
-                                  <v:shape id="_x0000_i1057" type="#_x0000_t75" style="width:9pt;height:14.25pt" o:ole="">
-                                    <v:imagedata r:id="rId68" o:title=""/>
+                                  <v:shape id="_x0000_i1057" type="#_x0000_t75" style="width:12pt;height:12pt" o:ole="">
+                                    <v:imagedata r:id="rId66" o:title=""/>
                                   </v:shape>
-                                  <o:OLEObject Type="Embed" ProgID="Equation.DSMT4" ShapeID="_x0000_i1057" DrawAspect="Content" ObjectID="_1845004280" r:id="rId69"/>
+                                  <o:OLEObject Type="Embed" ProgID="Equation.DSMT4" ShapeID="_x0000_i1057" DrawAspect="Content" ObjectID="_1854630752" r:id="rId67"/>
                                 </w:object>
                               </w:r>
                             </w:p>
@@ -2554,10 +2458,10 @@
                                 <w:position w:val="-6"/>
                               </w:rPr>
                               <w:object w:dxaOrig="320" w:dyaOrig="279" w14:anchorId="4DBB7A30">
-                                <v:shape id="_x0000_i1055" type="#_x0000_t75" style="width:15.75pt;height:13.5pt" o:ole="">
-                                  <v:imagedata r:id="rId70" o:title=""/>
+                                <v:shape id="_x0000_i1055" type="#_x0000_t75" style="width:18pt;height:12pt" o:ole="">
+                                  <v:imagedata r:id="rId64" o:title=""/>
                                 </v:shape>
-                                <o:OLEObject Type="Embed" ProgID="Equation.DSMT4" ShapeID="_x0000_i1055" DrawAspect="Content" ObjectID="_1844972739" r:id="rId71"/>
+                                <o:OLEObject Type="Embed" ProgID="Equation.DSMT4" ShapeID="_x0000_i1055" DrawAspect="Content" ObjectID="_1854630751" r:id="rId68"/>
                               </w:object>
                             </w:r>
                           </w:p>
@@ -2732,10 +2636,10 @@
                             <w:position w:val="-6"/>
                           </w:rPr>
                           <w:object w:dxaOrig="180" w:dyaOrig="279" w14:anchorId="29753165">
-                            <v:shape id="_x0000_i1057" type="#_x0000_t75" style="width:9pt;height:14.25pt" o:ole="">
-                              <v:imagedata r:id="rId72" o:title=""/>
+                            <v:shape id="_x0000_i1057" type="#_x0000_t75" style="width:12pt;height:12pt" o:ole="">
+                              <v:imagedata r:id="rId66" o:title=""/>
                             </v:shape>
-                            <o:OLEObject Type="Embed" ProgID="Equation.DSMT4" ShapeID="_x0000_i1057" DrawAspect="Content" ObjectID="_1844972740" r:id="rId73"/>
+                            <o:OLEObject Type="Embed" ProgID="Equation.DSMT4" ShapeID="_x0000_i1057" DrawAspect="Content" ObjectID="_1854630752" r:id="rId69"/>
                           </w:object>
                         </w:r>
                       </w:p>
@@ -2774,10 +2678,10 @@
           <w:position w:val="-6"/>
         </w:rPr>
         <w:object w:dxaOrig="560" w:dyaOrig="279" w14:anchorId="4A1B771B">
-          <v:shape id="_x0000_i1058" type="#_x0000_t75" style="width:27.75pt;height:14.25pt" o:ole="">
-            <v:imagedata r:id="rId44" o:title=""/>
+          <v:shape id="_x0000_i1058" type="#_x0000_t75" style="width:30pt;height:12pt" o:ole="">
+            <v:imagedata r:id="rId42" o:title=""/>
           </v:shape>
-          <o:OLEObject Type="Embed" ProgID="Equation.DSMT4" ShapeID="_x0000_i1058" DrawAspect="Content" ObjectID="_1845004225" r:id="rId74"/>
+          <o:OLEObject Type="Embed" ProgID="Equation.DSMT4" ShapeID="_x0000_i1058" DrawAspect="Content" ObjectID="_1854630697" r:id="rId70"/>
         </w:object>
       </w:r>
       <w:r>
@@ -2791,10 +2695,10 @@
           <w:position w:val="-6"/>
         </w:rPr>
         <w:object w:dxaOrig="540" w:dyaOrig="279" w14:anchorId="490AC276">
-          <v:shape id="_x0000_i1059" type="#_x0000_t75" style="width:27pt;height:14.25pt" o:ole="">
-            <v:imagedata r:id="rId75" o:title=""/>
+          <v:shape id="_x0000_i1059" type="#_x0000_t75" style="width:30pt;height:12pt" o:ole="">
+            <v:imagedata r:id="rId71" o:title=""/>
           </v:shape>
-          <o:OLEObject Type="Embed" ProgID="Equation.DSMT4" ShapeID="_x0000_i1059" DrawAspect="Content" ObjectID="_1845004226" r:id="rId76"/>
+          <o:OLEObject Type="Embed" ProgID="Equation.DSMT4" ShapeID="_x0000_i1059" DrawAspect="Content" ObjectID="_1854630698" r:id="rId72"/>
         </w:object>
       </w:r>
       <w:r>
@@ -2813,10 +2717,10 @@
           <w:position w:val="-36"/>
         </w:rPr>
         <w:object w:dxaOrig="2780" w:dyaOrig="780" w14:anchorId="0EDBCB87">
-          <v:shape id="_x0000_i1060" type="#_x0000_t75" style="width:138.75pt;height:39pt" o:ole="">
-            <v:imagedata r:id="rId77" o:title=""/>
+          <v:shape id="_x0000_i1060" type="#_x0000_t75" style="width:138pt;height:42pt" o:ole="">
+            <v:imagedata r:id="rId73" o:title=""/>
           </v:shape>
-          <o:OLEObject Type="Embed" ProgID="Equation.DSMT4" ShapeID="_x0000_i1060" DrawAspect="Content" ObjectID="_1845004227" r:id="rId78"/>
+          <o:OLEObject Type="Embed" ProgID="Equation.DSMT4" ShapeID="_x0000_i1060" DrawAspect="Content" ObjectID="_1854630699" r:id="rId74"/>
         </w:object>
       </w:r>
     </w:p>
@@ -2886,7 +2790,7 @@
                     <pic:cNvPicPr/>
                   </pic:nvPicPr>
                   <pic:blipFill>
-                    <a:blip r:embed="rId79">
+                    <a:blip r:embed="rId75">
                       <a:extLst>
                         <a:ext uri="{28A0092B-C50C-407E-A947-70E740481C1C}">
                           <a14:useLocalDpi xmlns:a14="http://schemas.microsoft.com/office/drawing/2010/main" val="0"/>
@@ -2941,78 +2845,142 @@
           <w:position w:val="-14"/>
         </w:rPr>
         <w:object w:dxaOrig="1760" w:dyaOrig="400" w14:anchorId="15AC7085">
-          <v:shape id="_x0000_i1061" type="#_x0000_t75" style="width:88.5pt;height:20.25pt" o:ole="">
+          <v:shape id="_x0000_i1061" type="#_x0000_t75" style="width:90pt;height:18pt" o:ole="">
+            <v:imagedata r:id="rId76" o:title=""/>
+          </v:shape>
+          <o:OLEObject Type="Embed" ProgID="Equation.DSMT4" ShapeID="_x0000_i1061" DrawAspect="Content" ObjectID="_1854630700" r:id="rId77"/>
+        </w:object>
+      </w:r>
+      <w:r>
+        <w:rPr>
+          <w:noProof/>
+        </w:rPr>
+        <w:t xml:space="preserve">, and </w:t>
+      </w:r>
+      <w:r>
+        <w:rPr>
+          <w:noProof/>
+          <w:position w:val="-6"/>
+        </w:rPr>
+        <w:object w:dxaOrig="200" w:dyaOrig="220" w14:anchorId="13655385">
+          <v:shape id="_x0000_i1062" type="#_x0000_t75" style="width:12pt;height:12pt" o:ole="">
+            <v:imagedata r:id="rId78" o:title=""/>
+          </v:shape>
+          <o:OLEObject Type="Embed" ProgID="Equation.DSMT4" ShapeID="_x0000_i1062" DrawAspect="Content" ObjectID="_1854630701" r:id="rId79"/>
+        </w:object>
+      </w:r>
+      <w:r>
+        <w:rPr>
+          <w:noProof/>
+        </w:rPr>
+        <w:t xml:space="preserve">.  </w:t>
+      </w:r>
+    </w:p>
+    <w:p>
+      <w:pPr>
+        <w:ind w:left="720"/>
+        <w:rPr>
+          <w:noProof/>
+        </w:rPr>
+      </w:pPr>
+      <w:r>
+        <w:rPr>
+          <w:noProof/>
+        </w:rPr>
+        <w:t xml:space="preserve">This implies that the volume of the box is given by </w:t>
+      </w:r>
+    </w:p>
+    <w:p>
+      <w:pPr>
+        <w:ind w:left="720" w:firstLine="720"/>
+        <w:rPr>
+          <w:noProof/>
+        </w:rPr>
+      </w:pPr>
+      <w:r>
+        <w:rPr>
+          <w:noProof/>
+          <w:position w:val="-16"/>
+        </w:rPr>
+        <w:object w:dxaOrig="6940" w:dyaOrig="460" w14:anchorId="3141C772">
+          <v:shape id="_x0000_i1063" type="#_x0000_t75" style="width:348pt;height:24pt" o:ole="">
             <v:imagedata r:id="rId80" o:title=""/>
           </v:shape>
-          <o:OLEObject Type="Embed" ProgID="Equation.DSMT4" ShapeID="_x0000_i1061" DrawAspect="Content" ObjectID="_1845004228" r:id="rId81"/>
+          <o:OLEObject Type="Embed" ProgID="Equation.DSMT4" ShapeID="_x0000_i1063" DrawAspect="Content" ObjectID="_1854630702" r:id="rId81"/>
         </w:object>
       </w:r>
-      <w:r>
+    </w:p>
+    <w:p>
+      <w:pPr>
+        <w:ind w:left="720" w:firstLine="720"/>
         <w:rPr>
           <w:noProof/>
         </w:rPr>
-        <w:t xml:space="preserve">, and </w:t>
+      </w:pPr>
+    </w:p>
+    <w:p>
+      <w:pPr>
+        <w:rPr>
+          <w:noProof/>
+        </w:rPr>
+      </w:pPr>
+      <w:r>
+        <w:rPr>
+          <w:noProof/>
+        </w:rPr>
+        <w:tab/>
+        <w:t xml:space="preserve">Therefore, </w:t>
       </w:r>
       <w:r>
         <w:rPr>
           <w:noProof/>
           <w:position w:val="-6"/>
         </w:rPr>
-        <w:object w:dxaOrig="200" w:dyaOrig="220" w14:anchorId="13655385">
-          <v:shape id="_x0000_i1062" type="#_x0000_t75" style="width:9.75pt;height:11.25pt" o:ole="">
+        <w:object w:dxaOrig="1960" w:dyaOrig="320" w14:anchorId="438D27BF">
+          <v:shape id="_x0000_i1064" type="#_x0000_t75" style="width:96pt;height:18pt" o:ole="">
             <v:imagedata r:id="rId82" o:title=""/>
           </v:shape>
-          <o:OLEObject Type="Embed" ProgID="Equation.DSMT4" ShapeID="_x0000_i1062" DrawAspect="Content" ObjectID="_1845004229" r:id="rId83"/>
+          <o:OLEObject Type="Embed" ProgID="Equation.DSMT4" ShapeID="_x0000_i1064" DrawAspect="Content" ObjectID="_1854630703" r:id="rId83"/>
         </w:object>
       </w:r>
-      <w:r>
+    </w:p>
+    <w:p>
+      <w:pPr>
         <w:rPr>
           <w:noProof/>
         </w:rPr>
-        <w:t xml:space="preserve">.  </w:t>
-      </w:r>
-    </w:p>
-    <w:p>
-      <w:pPr>
-        <w:ind w:left="720"/>
+      </w:pPr>
+      <w:r>
         <w:rPr>
           <w:noProof/>
         </w:rPr>
-      </w:pPr>
+        <w:tab/>
+      </w:r>
       <w:r>
         <w:rPr>
           <w:noProof/>
         </w:rPr>
-        <w:t xml:space="preserve">This implies that the volume of the box is given by </w:t>
-      </w:r>
-    </w:p>
-    <w:p>
-      <w:pPr>
-        <w:ind w:left="720" w:firstLine="720"/>
+        <w:tab/>
+        <w:t xml:space="preserve">Clearly </w:t>
+      </w:r>
+      <w:r>
         <w:rPr>
           <w:noProof/>
-        </w:rPr>
-      </w:pPr>
-      <w:r>
-        <w:rPr>
-          <w:noProof/>
-          <w:position w:val="-16"/>
-        </w:rPr>
-        <w:object w:dxaOrig="6940" w:dyaOrig="460" w14:anchorId="3141C772">
-          <v:shape id="_x0000_i1063" type="#_x0000_t75" style="width:347.25pt;height:22.5pt" o:ole="">
+          <w:position w:val="-6"/>
+        </w:rPr>
+        <w:object w:dxaOrig="279" w:dyaOrig="279" w14:anchorId="193AA13B">
+          <v:shape id="_x0000_i1065" type="#_x0000_t75" style="width:12pt;height:12pt" o:ole="">
             <v:imagedata r:id="rId84" o:title=""/>
           </v:shape>
-          <o:OLEObject Type="Embed" ProgID="Equation.DSMT4" ShapeID="_x0000_i1063" DrawAspect="Content" ObjectID="_1845004230" r:id="rId85"/>
+          <o:OLEObject Type="Embed" ProgID="Equation.DSMT4" ShapeID="_x0000_i1065" DrawAspect="Content" ObjectID="_1854630704" r:id="rId85"/>
         </w:object>
       </w:r>
-    </w:p>
-    <w:p>
-      <w:pPr>
-        <w:ind w:left="720" w:firstLine="720"/>
+      <w:r>
         <w:rPr>
           <w:noProof/>
         </w:rPr>
-      </w:pPr>
+        <w:t>is never undefined.</w:t>
+      </w:r>
     </w:p>
     <w:p>
       <w:pPr>
@@ -3025,105 +2993,41 @@
           <w:noProof/>
         </w:rPr>
         <w:tab/>
-        <w:t xml:space="preserve">Therefore, </w:t>
+      </w:r>
+      <w:r>
+        <w:rPr>
+          <w:noProof/>
+        </w:rPr>
+        <w:tab/>
       </w:r>
       <w:r>
         <w:rPr>
           <w:noProof/>
           <w:position w:val="-6"/>
         </w:rPr>
-        <w:object w:dxaOrig="1960" w:dyaOrig="320" w14:anchorId="438D27BF">
-          <v:shape id="_x0000_i1064" type="#_x0000_t75" style="width:97.5pt;height:16.5pt" o:ole="">
+        <w:object w:dxaOrig="639" w:dyaOrig="279" w14:anchorId="79481BE9">
+          <v:shape id="_x0000_i1066" type="#_x0000_t75" style="width:30pt;height:12pt" o:ole="">
             <v:imagedata r:id="rId86" o:title=""/>
           </v:shape>
-          <o:OLEObject Type="Embed" ProgID="Equation.DSMT4" ShapeID="_x0000_i1064" DrawAspect="Content" ObjectID="_1845004231" r:id="rId87"/>
+          <o:OLEObject Type="Embed" ProgID="Equation.DSMT4" ShapeID="_x0000_i1066" DrawAspect="Content" ObjectID="_1854630705" r:id="rId87"/>
         </w:object>
       </w:r>
-    </w:p>
-    <w:p>
-      <w:pPr>
+      <w:r>
         <w:rPr>
           <w:noProof/>
         </w:rPr>
-      </w:pPr>
+        <w:t xml:space="preserve">when </w:t>
+      </w:r>
       <w:r>
         <w:rPr>
           <w:noProof/>
-        </w:rPr>
-        <w:tab/>
-      </w:r>
-      <w:r>
-        <w:rPr>
-          <w:noProof/>
-        </w:rPr>
-        <w:tab/>
-        <w:t xml:space="preserve">Clearly </w:t>
-      </w:r>
-      <w:r>
-        <w:rPr>
-          <w:noProof/>
-          <w:position w:val="-6"/>
-        </w:rPr>
-        <w:object w:dxaOrig="279" w:dyaOrig="279" w14:anchorId="193AA13B">
-          <v:shape id="_x0000_i1065" type="#_x0000_t75" style="width:14.25pt;height:14.25pt" o:ole="">
+          <w:position w:val="-24"/>
+        </w:rPr>
+        <w:object w:dxaOrig="6160" w:dyaOrig="620" w14:anchorId="5E63C4C9">
+          <v:shape id="_x0000_i1067" type="#_x0000_t75" style="width:306pt;height:30pt" o:ole="">
             <v:imagedata r:id="rId88" o:title=""/>
           </v:shape>
-          <o:OLEObject Type="Embed" ProgID="Equation.DSMT4" ShapeID="_x0000_i1065" DrawAspect="Content" ObjectID="_1845004232" r:id="rId89"/>
-        </w:object>
-      </w:r>
-      <w:r>
-        <w:rPr>
-          <w:noProof/>
-        </w:rPr>
-        <w:t>is never undefined.</w:t>
-      </w:r>
-    </w:p>
-    <w:p>
-      <w:pPr>
-        <w:rPr>
-          <w:noProof/>
-        </w:rPr>
-      </w:pPr>
-      <w:r>
-        <w:rPr>
-          <w:noProof/>
-        </w:rPr>
-        <w:tab/>
-      </w:r>
-      <w:r>
-        <w:rPr>
-          <w:noProof/>
-        </w:rPr>
-        <w:tab/>
-      </w:r>
-      <w:r>
-        <w:rPr>
-          <w:noProof/>
-          <w:position w:val="-6"/>
-        </w:rPr>
-        <w:object w:dxaOrig="639" w:dyaOrig="279" w14:anchorId="79481BE9">
-          <v:shape id="_x0000_i1066" type="#_x0000_t75" style="width:32.25pt;height:14.25pt" o:ole="">
-            <v:imagedata r:id="rId90" o:title=""/>
-          </v:shape>
-          <o:OLEObject Type="Embed" ProgID="Equation.DSMT4" ShapeID="_x0000_i1066" DrawAspect="Content" ObjectID="_1845004233" r:id="rId91"/>
-        </w:object>
-      </w:r>
-      <w:r>
-        <w:rPr>
-          <w:noProof/>
-        </w:rPr>
-        <w:t xml:space="preserve">when </w:t>
-      </w:r>
-      <w:r>
-        <w:rPr>
-          <w:noProof/>
-          <w:position w:val="-24"/>
-        </w:rPr>
-        <w:object w:dxaOrig="6160" w:dyaOrig="620" w14:anchorId="5E63C4C9">
-          <v:shape id="_x0000_i1067" type="#_x0000_t75" style="width:309pt;height:31.5pt" o:ole="">
-            <v:imagedata r:id="rId92" o:title=""/>
-          </v:shape>
-          <o:OLEObject Type="Embed" ProgID="Equation.DSMT4" ShapeID="_x0000_i1067" DrawAspect="Content" ObjectID="_1845004234" r:id="rId93"/>
+          <o:OLEObject Type="Embed" ProgID="Equation.DSMT4" ShapeID="_x0000_i1067" DrawAspect="Content" ObjectID="_1854630706" r:id="rId89"/>
         </w:object>
       </w:r>
       <w:r>
@@ -3368,10 +3272,10 @@
                                       <w:position w:val="-24"/>
                                     </w:rPr>
                                     <w:object w:dxaOrig="240" w:dyaOrig="620" w14:anchorId="7286A83F">
-                                      <v:shape id="_x0000_i1069" type="#_x0000_t75" style="width:12pt;height:30.75pt" o:ole="">
-                                        <v:imagedata r:id="rId94" o:title=""/>
+                                      <v:shape id="_x0000_i1069" type="#_x0000_t75" style="width:12pt;height:30pt" o:ole="">
+                                        <v:imagedata r:id="rId90" o:title=""/>
                                       </v:shape>
-                                      <o:OLEObject Type="Embed" ProgID="Equation.DSMT4" ShapeID="_x0000_i1069" DrawAspect="Content" ObjectID="_1845004281" r:id="rId95"/>
+                                      <o:OLEObject Type="Embed" ProgID="Equation.DSMT4" ShapeID="_x0000_i1069" DrawAspect="Content" ObjectID="_1854630753" r:id="rId91"/>
                                     </w:object>
                                   </w:r>
                                 </w:p>
@@ -3660,10 +3564,10 @@
                                   <w:position w:val="-4"/>
                                 </w:rPr>
                                 <w:object w:dxaOrig="200" w:dyaOrig="260" w14:anchorId="4229794C">
-                                  <v:shape id="_x0000_i1071" type="#_x0000_t75" style="width:9.75pt;height:13.5pt" o:ole="">
-                                    <v:imagedata r:id="rId96" o:title=""/>
+                                  <v:shape id="_x0000_i1071" type="#_x0000_t75" style="width:12pt;height:12pt" o:ole="">
+                                    <v:imagedata r:id="rId92" o:title=""/>
                                   </v:shape>
-                                  <o:OLEObject Type="Embed" ProgID="Equation.DSMT4" ShapeID="_x0000_i1071" DrawAspect="Content" ObjectID="_1845004282" r:id="rId97"/>
+                                  <o:OLEObject Type="Embed" ProgID="Equation.DSMT4" ShapeID="_x0000_i1071" DrawAspect="Content" ObjectID="_1854630754" r:id="rId93"/>
                                 </w:object>
                               </w:r>
                             </w:p>
@@ -3710,10 +3614,10 @@
                                 <w:position w:val="-24"/>
                               </w:rPr>
                               <w:object w:dxaOrig="240" w:dyaOrig="620" w14:anchorId="7286A83F">
-                                <v:shape id="_x0000_i1069" type="#_x0000_t75" style="width:12pt;height:30.75pt" o:ole="">
-                                  <v:imagedata r:id="rId98" o:title=""/>
+                                <v:shape id="_x0000_i1069" type="#_x0000_t75" style="width:12pt;height:30pt" o:ole="">
+                                  <v:imagedata r:id="rId90" o:title=""/>
                                 </v:shape>
-                                <o:OLEObject Type="Embed" ProgID="Equation.DSMT4" ShapeID="_x0000_i1069" DrawAspect="Content" ObjectID="_1844972741" r:id="rId99"/>
+                                <o:OLEObject Type="Embed" ProgID="Equation.DSMT4" ShapeID="_x0000_i1069" DrawAspect="Content" ObjectID="_1854630753" r:id="rId94"/>
                               </w:object>
                             </w:r>
                           </w:p>
@@ -3827,10 +3731,10 @@
                             <w:position w:val="-4"/>
                           </w:rPr>
                           <w:object w:dxaOrig="200" w:dyaOrig="260" w14:anchorId="4229794C">
-                            <v:shape id="_x0000_i1071" type="#_x0000_t75" style="width:9.75pt;height:13.5pt" o:ole="">
-                              <v:imagedata r:id="rId100" o:title=""/>
+                            <v:shape id="_x0000_i1071" type="#_x0000_t75" style="width:12pt;height:12pt" o:ole="">
+                              <v:imagedata r:id="rId92" o:title=""/>
                             </v:shape>
-                            <o:OLEObject Type="Embed" ProgID="Equation.DSMT4" ShapeID="_x0000_i1071" DrawAspect="Content" ObjectID="_1844972742" r:id="rId101"/>
+                            <o:OLEObject Type="Embed" ProgID="Equation.DSMT4" ShapeID="_x0000_i1071" DrawAspect="Content" ObjectID="_1854630754" r:id="rId95"/>
                           </w:object>
                         </w:r>
                       </w:p>
@@ -3913,10 +3817,10 @@
           <w:szCs w:val="24"/>
         </w:rPr>
         <w:object w:dxaOrig="600" w:dyaOrig="620" w14:anchorId="385E79D8">
-          <v:shape id="_x0000_i1072" type="#_x0000_t75" style="width:30pt;height:30.75pt" o:ole="">
-            <v:imagedata r:id="rId102" o:title=""/>
+          <v:shape id="_x0000_i1072" type="#_x0000_t75" style="width:30pt;height:30pt" o:ole="">
+            <v:imagedata r:id="rId96" o:title=""/>
           </v:shape>
-          <o:OLEObject Type="Embed" ProgID="Equation.DSMT4" ShapeID="_x0000_i1072" DrawAspect="Content" ObjectID="_1845004235" r:id="rId103"/>
+          <o:OLEObject Type="Embed" ProgID="Equation.DSMT4" ShapeID="_x0000_i1072" DrawAspect="Content" ObjectID="_1854630707" r:id="rId97"/>
         </w:object>
       </w:r>
       <w:r>
@@ -3945,10 +3849,10 @@
           <w:szCs w:val="24"/>
         </w:rPr>
         <w:object w:dxaOrig="3620" w:dyaOrig="760" w14:anchorId="7D529385">
-          <v:shape id="_x0000_i1073" type="#_x0000_t75" style="width:180.75pt;height:38.25pt" o:ole="">
-            <v:imagedata r:id="rId104" o:title=""/>
+          <v:shape id="_x0000_i1073" type="#_x0000_t75" style="width:180pt;height:36pt" o:ole="">
+            <v:imagedata r:id="rId98" o:title=""/>
           </v:shape>
-          <o:OLEObject Type="Embed" ProgID="Equation.DSMT4" ShapeID="_x0000_i1073" DrawAspect="Content" ObjectID="_1845004236" r:id="rId105"/>
+          <o:OLEObject Type="Embed" ProgID="Equation.DSMT4" ShapeID="_x0000_i1073" DrawAspect="Content" ObjectID="_1854630708" r:id="rId99"/>
         </w:object>
       </w:r>
     </w:p>
@@ -4006,7 +3910,7 @@
                     <pic:cNvPicPr/>
                   </pic:nvPicPr>
                   <pic:blipFill>
-                    <a:blip r:embed="rId79">
+                    <a:blip r:embed="rId75">
                       <a:extLst>
                         <a:ext uri="{28A0092B-C50C-407E-A947-70E740481C1C}">
                           <a14:useLocalDpi xmlns:a14="http://schemas.microsoft.com/office/drawing/2010/main" val="0"/>
@@ -4072,10 +3976,10 @@
           <w:position w:val="-24"/>
         </w:rPr>
         <w:object w:dxaOrig="3040" w:dyaOrig="780" w14:anchorId="1E0C0A52">
-          <v:shape id="_x0000_i1074" type="#_x0000_t75" style="width:152.25pt;height:39pt" o:ole="">
-            <v:imagedata r:id="rId106" o:title=""/>
+          <v:shape id="_x0000_i1074" type="#_x0000_t75" style="width:150pt;height:42pt" o:ole="">
+            <v:imagedata r:id="rId100" o:title=""/>
           </v:shape>
-          <o:OLEObject Type="Embed" ProgID="Equation.DSMT4" ShapeID="_x0000_i1074" DrawAspect="Content" ObjectID="_1845004237" r:id="rId107"/>
+          <o:OLEObject Type="Embed" ProgID="Equation.DSMT4" ShapeID="_x0000_i1074" DrawAspect="Content" ObjectID="_1854630709" r:id="rId101"/>
         </w:object>
       </w:r>
     </w:p>
@@ -4124,10 +4028,10 @@
           <w:position w:val="-6"/>
         </w:rPr>
         <w:object w:dxaOrig="600" w:dyaOrig="279" w14:anchorId="5AF38ABF">
-          <v:shape id="_x0000_i1075" type="#_x0000_t75" style="width:30pt;height:14.25pt" o:ole="">
-            <v:imagedata r:id="rId108" o:title=""/>
+          <v:shape id="_x0000_i1075" type="#_x0000_t75" style="width:30pt;height:12pt" o:ole="">
+            <v:imagedata r:id="rId102" o:title=""/>
           </v:shape>
-          <o:OLEObject Type="Embed" ProgID="Equation.DSMT4" ShapeID="_x0000_i1075" DrawAspect="Content" ObjectID="_1845004238" r:id="rId109"/>
+          <o:OLEObject Type="Embed" ProgID="Equation.DSMT4" ShapeID="_x0000_i1075" DrawAspect="Content" ObjectID="_1854630710" r:id="rId103"/>
         </w:object>
       </w:r>
       <w:r>
@@ -4156,10 +4060,10 @@
           <w:position w:val="-14"/>
         </w:rPr>
         <w:object w:dxaOrig="1840" w:dyaOrig="400" w14:anchorId="0F557998">
-          <v:shape id="_x0000_i1076" type="#_x0000_t75" style="width:92.25pt;height:20.25pt" o:ole="">
-            <v:imagedata r:id="rId110" o:title=""/>
+          <v:shape id="_x0000_i1076" type="#_x0000_t75" style="width:90pt;height:18pt" o:ole="">
+            <v:imagedata r:id="rId104" o:title=""/>
           </v:shape>
-          <o:OLEObject Type="Embed" ProgID="Equation.DSMT4" ShapeID="_x0000_i1076" DrawAspect="Content" ObjectID="_1845004239" r:id="rId111"/>
+          <o:OLEObject Type="Embed" ProgID="Equation.DSMT4" ShapeID="_x0000_i1076" DrawAspect="Content" ObjectID="_1854630711" r:id="rId105"/>
         </w:object>
       </w:r>
       <w:r>
@@ -4174,10 +4078,10 @@
           <w:position w:val="-6"/>
         </w:rPr>
         <w:object w:dxaOrig="200" w:dyaOrig="220" w14:anchorId="3F3FF129">
-          <v:shape id="_x0000_i1077" type="#_x0000_t75" style="width:9.75pt;height:11.25pt" o:ole="">
-            <v:imagedata r:id="rId82" o:title=""/>
+          <v:shape id="_x0000_i1077" type="#_x0000_t75" style="width:12pt;height:12pt" o:ole="">
+            <v:imagedata r:id="rId78" o:title=""/>
           </v:shape>
-          <o:OLEObject Type="Embed" ProgID="Equation.DSMT4" ShapeID="_x0000_i1077" DrawAspect="Content" ObjectID="_1845004240" r:id="rId112"/>
+          <o:OLEObject Type="Embed" ProgID="Equation.DSMT4" ShapeID="_x0000_i1077" DrawAspect="Content" ObjectID="_1854630712" r:id="rId106"/>
         </w:object>
       </w:r>
       <w:r>
@@ -4214,165 +4118,165 @@
           <w:position w:val="-16"/>
         </w:rPr>
         <w:object w:dxaOrig="7440" w:dyaOrig="440" w14:anchorId="6136FD17">
-          <v:shape id="_x0000_i1078" type="#_x0000_t75" style="width:372pt;height:21.75pt" o:ole="">
+          <v:shape id="_x0000_i1078" type="#_x0000_t75" style="width:372pt;height:24pt" o:ole="">
+            <v:imagedata r:id="rId107" o:title=""/>
+          </v:shape>
+          <o:OLEObject Type="Embed" ProgID="Equation.DSMT4" ShapeID="_x0000_i1078" DrawAspect="Content" ObjectID="_1854630713" r:id="rId108"/>
+        </w:object>
+      </w:r>
+    </w:p>
+    <w:p>
+      <w:pPr>
+        <w:ind w:left="720" w:firstLine="720"/>
+        <w:rPr>
+          <w:noProof/>
+        </w:rPr>
+      </w:pPr>
+    </w:p>
+    <w:p>
+      <w:pPr>
+        <w:rPr>
+          <w:noProof/>
+        </w:rPr>
+      </w:pPr>
+      <w:r>
+        <w:rPr>
+          <w:noProof/>
+        </w:rPr>
+        <w:tab/>
+        <w:t xml:space="preserve">Therefore, </w:t>
+      </w:r>
+      <w:r>
+        <w:rPr>
+          <w:noProof/>
+          <w:position w:val="-14"/>
+        </w:rPr>
+        <w:object w:dxaOrig="2720" w:dyaOrig="400" w14:anchorId="26C707DF">
+          <v:shape id="_x0000_i1079" type="#_x0000_t75" style="width:138pt;height:18pt" o:ole="">
+            <v:imagedata r:id="rId109" o:title=""/>
+          </v:shape>
+          <o:OLEObject Type="Embed" ProgID="Equation.DSMT4" ShapeID="_x0000_i1079" DrawAspect="Content" ObjectID="_1854630714" r:id="rId110"/>
+        </w:object>
+      </w:r>
+    </w:p>
+    <w:p>
+      <w:pPr>
+        <w:rPr>
+          <w:noProof/>
+        </w:rPr>
+      </w:pPr>
+      <w:r>
+        <w:rPr>
+          <w:noProof/>
+        </w:rPr>
+        <w:tab/>
+      </w:r>
+      <w:r>
+        <w:rPr>
+          <w:noProof/>
+        </w:rPr>
+        <w:tab/>
+        <w:t xml:space="preserve">Clearly </w:t>
+      </w:r>
+      <w:r>
+        <w:rPr>
+          <w:noProof/>
+          <w:position w:val="-6"/>
+        </w:rPr>
+        <w:object w:dxaOrig="279" w:dyaOrig="279" w14:anchorId="562FADFC">
+          <v:shape id="_x0000_i1080" type="#_x0000_t75" style="width:12pt;height:12pt" o:ole="">
+            <v:imagedata r:id="rId84" o:title=""/>
+          </v:shape>
+          <o:OLEObject Type="Embed" ProgID="Equation.DSMT4" ShapeID="_x0000_i1080" DrawAspect="Content" ObjectID="_1854630715" r:id="rId111"/>
+        </w:object>
+      </w:r>
+      <w:r>
+        <w:rPr>
+          <w:noProof/>
+        </w:rPr>
+        <w:t>is never undefined.</w:t>
+      </w:r>
+    </w:p>
+    <w:p>
+      <w:pPr>
+        <w:rPr>
+          <w:noProof/>
+        </w:rPr>
+      </w:pPr>
+      <w:r>
+        <w:rPr>
+          <w:noProof/>
+        </w:rPr>
+        <w:tab/>
+      </w:r>
+      <w:r>
+        <w:rPr>
+          <w:noProof/>
+        </w:rPr>
+        <w:tab/>
+      </w:r>
+      <w:r>
+        <w:rPr>
+          <w:noProof/>
+          <w:position w:val="-6"/>
+        </w:rPr>
+        <w:object w:dxaOrig="639" w:dyaOrig="279" w14:anchorId="4950C333">
+          <v:shape id="_x0000_i1081" type="#_x0000_t75" style="width:30pt;height:12pt" o:ole="">
+            <v:imagedata r:id="rId86" o:title=""/>
+          </v:shape>
+          <o:OLEObject Type="Embed" ProgID="Equation.DSMT4" ShapeID="_x0000_i1081" DrawAspect="Content" ObjectID="_1854630716" r:id="rId112"/>
+        </w:object>
+      </w:r>
+      <w:r>
+        <w:rPr>
+          <w:noProof/>
+        </w:rPr>
+        <w:t xml:space="preserve">when </w:t>
+      </w:r>
+      <w:r>
+        <w:rPr>
+          <w:noProof/>
+          <w:position w:val="-14"/>
+        </w:rPr>
+        <w:object w:dxaOrig="2620" w:dyaOrig="400" w14:anchorId="2DABC0F9">
+          <v:shape id="_x0000_i1082" type="#_x0000_t75" style="width:132pt;height:18pt" o:ole="">
             <v:imagedata r:id="rId113" o:title=""/>
           </v:shape>
-          <o:OLEObject Type="Embed" ProgID="Equation.DSMT4" ShapeID="_x0000_i1078" DrawAspect="Content" ObjectID="_1845004241" r:id="rId114"/>
+          <o:OLEObject Type="Embed" ProgID="Equation.DSMT4" ShapeID="_x0000_i1082" DrawAspect="Content" ObjectID="_1854630717" r:id="rId114"/>
         </w:object>
       </w:r>
     </w:p>
     <w:p>
       <w:pPr>
-        <w:ind w:left="720" w:firstLine="720"/>
+        <w:ind w:left="2160"/>
         <w:rPr>
           <w:noProof/>
         </w:rPr>
       </w:pPr>
-    </w:p>
-    <w:p>
-      <w:pPr>
+      <w:r>
         <w:rPr>
           <w:noProof/>
         </w:rPr>
-      </w:pPr>
-      <w:r>
+        <w:t xml:space="preserve">By the Quadratic Formula this occurs when </w:t>
+      </w:r>
+    </w:p>
+    <w:p>
+      <w:pPr>
+        <w:ind w:left="2160" w:firstLine="720"/>
         <w:rPr>
           <w:noProof/>
         </w:rPr>
-        <w:tab/>
-        <w:t xml:space="preserve">Therefore, </w:t>
-      </w:r>
+      </w:pPr>
       <w:r>
         <w:rPr>
           <w:noProof/>
-          <w:position w:val="-14"/>
-        </w:rPr>
-        <w:object w:dxaOrig="2720" w:dyaOrig="400" w14:anchorId="26C707DF">
-          <v:shape id="_x0000_i1079" type="#_x0000_t75" style="width:135.75pt;height:20.25pt" o:ole="">
+          <w:position w:val="-160"/>
+        </w:rPr>
+        <w:object w:dxaOrig="4800" w:dyaOrig="3320" w14:anchorId="2CCDE089">
+          <v:shape id="_x0000_i1083" type="#_x0000_t75" style="width:240pt;height:168pt" o:ole="">
             <v:imagedata r:id="rId115" o:title=""/>
           </v:shape>
-          <o:OLEObject Type="Embed" ProgID="Equation.DSMT4" ShapeID="_x0000_i1079" DrawAspect="Content" ObjectID="_1845004242" r:id="rId116"/>
-        </w:object>
-      </w:r>
-    </w:p>
-    <w:p>
-      <w:pPr>
-        <w:rPr>
-          <w:noProof/>
-        </w:rPr>
-      </w:pPr>
-      <w:r>
-        <w:rPr>
-          <w:noProof/>
-        </w:rPr>
-        <w:tab/>
-      </w:r>
-      <w:r>
-        <w:rPr>
-          <w:noProof/>
-        </w:rPr>
-        <w:tab/>
-        <w:t xml:space="preserve">Clearly </w:t>
-      </w:r>
-      <w:r>
-        <w:rPr>
-          <w:noProof/>
-          <w:position w:val="-6"/>
-        </w:rPr>
-        <w:object w:dxaOrig="279" w:dyaOrig="279" w14:anchorId="562FADFC">
-          <v:shape id="_x0000_i1080" type="#_x0000_t75" style="width:14.25pt;height:14.25pt" o:ole="">
-            <v:imagedata r:id="rId88" o:title=""/>
-          </v:shape>
-          <o:OLEObject Type="Embed" ProgID="Equation.DSMT4" ShapeID="_x0000_i1080" DrawAspect="Content" ObjectID="_1845004243" r:id="rId117"/>
-        </w:object>
-      </w:r>
-      <w:r>
-        <w:rPr>
-          <w:noProof/>
-        </w:rPr>
-        <w:t>is never undefined.</w:t>
-      </w:r>
-    </w:p>
-    <w:p>
-      <w:pPr>
-        <w:rPr>
-          <w:noProof/>
-        </w:rPr>
-      </w:pPr>
-      <w:r>
-        <w:rPr>
-          <w:noProof/>
-        </w:rPr>
-        <w:tab/>
-      </w:r>
-      <w:r>
-        <w:rPr>
-          <w:noProof/>
-        </w:rPr>
-        <w:tab/>
-      </w:r>
-      <w:r>
-        <w:rPr>
-          <w:noProof/>
-          <w:position w:val="-6"/>
-        </w:rPr>
-        <w:object w:dxaOrig="639" w:dyaOrig="279" w14:anchorId="4950C333">
-          <v:shape id="_x0000_i1081" type="#_x0000_t75" style="width:32.25pt;height:14.25pt" o:ole="">
-            <v:imagedata r:id="rId90" o:title=""/>
-          </v:shape>
-          <o:OLEObject Type="Embed" ProgID="Equation.DSMT4" ShapeID="_x0000_i1081" DrawAspect="Content" ObjectID="_1845004244" r:id="rId118"/>
-        </w:object>
-      </w:r>
-      <w:r>
-        <w:rPr>
-          <w:noProof/>
-        </w:rPr>
-        <w:t xml:space="preserve">when </w:t>
-      </w:r>
-      <w:r>
-        <w:rPr>
-          <w:noProof/>
-          <w:position w:val="-14"/>
-        </w:rPr>
-        <w:object w:dxaOrig="2620" w:dyaOrig="400" w14:anchorId="2DABC0F9">
-          <v:shape id="_x0000_i1082" type="#_x0000_t75" style="width:131.25pt;height:20.25pt" o:ole="">
-            <v:imagedata r:id="rId119" o:title=""/>
-          </v:shape>
-          <o:OLEObject Type="Embed" ProgID="Equation.DSMT4" ShapeID="_x0000_i1082" DrawAspect="Content" ObjectID="_1845004245" r:id="rId120"/>
-        </w:object>
-      </w:r>
-    </w:p>
-    <w:p>
-      <w:pPr>
-        <w:ind w:left="2160"/>
-        <w:rPr>
-          <w:noProof/>
-        </w:rPr>
-      </w:pPr>
-      <w:r>
-        <w:rPr>
-          <w:noProof/>
-        </w:rPr>
-        <w:t xml:space="preserve">By the Quadratic Formula this occurs when </w:t>
-      </w:r>
-    </w:p>
-    <w:p>
-      <w:pPr>
-        <w:ind w:left="2160" w:firstLine="720"/>
-        <w:rPr>
-          <w:noProof/>
-        </w:rPr>
-      </w:pPr>
-      <w:r>
-        <w:rPr>
-          <w:noProof/>
-          <w:position w:val="-160"/>
-        </w:rPr>
-        <w:object w:dxaOrig="4800" w:dyaOrig="3320" w14:anchorId="2CCDE089">
-          <v:shape id="_x0000_i1083" type="#_x0000_t75" style="width:240pt;height:165.75pt" o:ole="">
-            <v:imagedata r:id="rId121" o:title=""/>
-          </v:shape>
-          <o:OLEObject Type="Embed" ProgID="Equation.DSMT4" ShapeID="_x0000_i1083" DrawAspect="Content" ObjectID="_1845004246" r:id="rId122"/>
+          <o:OLEObject Type="Embed" ProgID="Equation.DSMT4" ShapeID="_x0000_i1083" DrawAspect="Content" ObjectID="_1854630718" r:id="rId116"/>
         </w:object>
       </w:r>
     </w:p>
@@ -4417,10 +4321,10 @@
           <w:position w:val="-24"/>
         </w:rPr>
         <w:object w:dxaOrig="6680" w:dyaOrig="780" w14:anchorId="0DBFA9F4">
-          <v:shape id="_x0000_i1084" type="#_x0000_t75" style="width:333.75pt;height:39pt" o:ole="">
-            <v:imagedata r:id="rId123" o:title=""/>
+          <v:shape id="_x0000_i1084" type="#_x0000_t75" style="width:336pt;height:42pt" o:ole="">
+            <v:imagedata r:id="rId117" o:title=""/>
           </v:shape>
-          <o:OLEObject Type="Embed" ProgID="Equation.DSMT4" ShapeID="_x0000_i1084" DrawAspect="Content" ObjectID="_1845004247" r:id="rId124"/>
+          <o:OLEObject Type="Embed" ProgID="Equation.DSMT4" ShapeID="_x0000_i1084" DrawAspect="Content" ObjectID="_1854630719" r:id="rId118"/>
         </w:object>
       </w:r>
     </w:p>
@@ -4449,10 +4353,10 @@
           <w:position w:val="-24"/>
         </w:rPr>
         <w:object w:dxaOrig="6140" w:dyaOrig="620" w14:anchorId="5A149C15">
-          <v:shape id="_x0000_i1085" type="#_x0000_t75" style="width:306.75pt;height:30.75pt" o:ole="">
-            <v:imagedata r:id="rId125" o:title=""/>
+          <v:shape id="_x0000_i1085" type="#_x0000_t75" style="width:306pt;height:30pt" o:ole="">
+            <v:imagedata r:id="rId119" o:title=""/>
           </v:shape>
-          <o:OLEObject Type="Embed" ProgID="Equation.DSMT4" ShapeID="_x0000_i1085" DrawAspect="Content" ObjectID="_1845004248" r:id="rId126"/>
+          <o:OLEObject Type="Embed" ProgID="Equation.DSMT4" ShapeID="_x0000_i1085" DrawAspect="Content" ObjectID="_1854630720" r:id="rId120"/>
         </w:object>
       </w:r>
       <w:r>
@@ -4707,9 +4611,9 @@
                                     </w:rPr>
                                     <w:object w:dxaOrig="240" w:dyaOrig="360" w14:anchorId="32592DC3">
                                       <v:shape id="_x0000_i1087" type="#_x0000_t75" style="width:12pt;height:18pt" o:ole="">
-                                        <v:imagedata r:id="rId127" o:title=""/>
+                                        <v:imagedata r:id="rId121" o:title=""/>
                                       </v:shape>
-                                      <o:OLEObject Type="Embed" ProgID="Equation.DSMT4" ShapeID="_x0000_i1087" DrawAspect="Content" ObjectID="_1845004283" r:id="rId128"/>
+                                      <o:OLEObject Type="Embed" ProgID="Equation.DSMT4" ShapeID="_x0000_i1087" DrawAspect="Content" ObjectID="_1854630755" r:id="rId122"/>
                                     </w:object>
                                   </w:r>
                                 </w:p>
@@ -4998,10 +4902,10 @@
                                   <w:position w:val="-12"/>
                                 </w:rPr>
                                 <w:object w:dxaOrig="260" w:dyaOrig="360" w14:anchorId="5293CA9F">
-                                  <v:shape id="_x0000_i1089" type="#_x0000_t75" style="width:12.75pt;height:18.75pt" o:ole="">
-                                    <v:imagedata r:id="rId129" o:title=""/>
+                                  <v:shape id="_x0000_i1089" type="#_x0000_t75" style="width:12pt;height:18pt" o:ole="">
+                                    <v:imagedata r:id="rId123" o:title=""/>
                                   </v:shape>
-                                  <o:OLEObject Type="Embed" ProgID="Equation.DSMT4" ShapeID="_x0000_i1089" DrawAspect="Content" ObjectID="_1845004284" r:id="rId130"/>
+                                  <o:OLEObject Type="Embed" ProgID="Equation.DSMT4" ShapeID="_x0000_i1089" DrawAspect="Content" ObjectID="_1854630756" r:id="rId124"/>
                                 </w:object>
                               </w:r>
                             </w:p>
@@ -5049,9 +4953,9 @@
                               </w:rPr>
                               <w:object w:dxaOrig="240" w:dyaOrig="360" w14:anchorId="32592DC3">
                                 <v:shape id="_x0000_i1087" type="#_x0000_t75" style="width:12pt;height:18pt" o:ole="">
-                                  <v:imagedata r:id="rId131" o:title=""/>
+                                  <v:imagedata r:id="rId121" o:title=""/>
                                 </v:shape>
-                                <o:OLEObject Type="Embed" ProgID="Equation.DSMT4" ShapeID="_x0000_i1087" DrawAspect="Content" ObjectID="_1844972743" r:id="rId132"/>
+                                <o:OLEObject Type="Embed" ProgID="Equation.DSMT4" ShapeID="_x0000_i1087" DrawAspect="Content" ObjectID="_1854630755" r:id="rId125"/>
                               </w:object>
                             </w:r>
                           </w:p>
@@ -5165,10 +5069,10 @@
                             <w:position w:val="-12"/>
                           </w:rPr>
                           <w:object w:dxaOrig="260" w:dyaOrig="360" w14:anchorId="5293CA9F">
-                            <v:shape id="_x0000_i1089" type="#_x0000_t75" style="width:12.75pt;height:18.75pt" o:ole="">
-                              <v:imagedata r:id="rId133" o:title=""/>
+                            <v:shape id="_x0000_i1089" type="#_x0000_t75" style="width:12pt;height:18pt" o:ole="">
+                              <v:imagedata r:id="rId123" o:title=""/>
                             </v:shape>
-                            <o:OLEObject Type="Embed" ProgID="Equation.DSMT4" ShapeID="_x0000_i1089" DrawAspect="Content" ObjectID="_1844972744" r:id="rId134"/>
+                            <o:OLEObject Type="Embed" ProgID="Equation.DSMT4" ShapeID="_x0000_i1089" DrawAspect="Content" ObjectID="_1854630756" r:id="rId126"/>
                           </w:object>
                         </w:r>
                       </w:p>
@@ -5247,126 +5151,126 @@
           <w:szCs w:val="24"/>
         </w:rPr>
         <w:object w:dxaOrig="840" w:dyaOrig="660" w14:anchorId="3EE62F64">
-          <v:shape id="_x0000_i1090" type="#_x0000_t75" style="width:42pt;height:33pt" o:ole="">
+          <v:shape id="_x0000_i1090" type="#_x0000_t75" style="width:42pt;height:36pt" o:ole="">
+            <v:imagedata r:id="rId127" o:title=""/>
+          </v:shape>
+          <o:OLEObject Type="Embed" ProgID="Equation.DSMT4" ShapeID="_x0000_i1090" DrawAspect="Content" ObjectID="_1854630721" r:id="rId128"/>
+        </w:object>
+      </w:r>
+      <w:r>
+        <w:rPr>
+          <w:szCs w:val="24"/>
+        </w:rPr>
+        <w:t xml:space="preserve">is between </w:t>
+      </w:r>
+      <w:r>
+        <w:rPr>
+          <w:position w:val="-12"/>
+          <w:szCs w:val="24"/>
+        </w:rPr>
+        <w:object w:dxaOrig="240" w:dyaOrig="360" w14:anchorId="1FB4DC82">
+          <v:shape id="_x0000_i1091" type="#_x0000_t75" style="width:12pt;height:18pt" o:ole="">
+            <v:imagedata r:id="rId129" o:title=""/>
+          </v:shape>
+          <o:OLEObject Type="Embed" ProgID="Equation.DSMT4" ShapeID="_x0000_i1091" DrawAspect="Content" ObjectID="_1854630722" r:id="rId130"/>
+        </w:object>
+      </w:r>
+      <w:r>
+        <w:rPr>
+          <w:szCs w:val="24"/>
+        </w:rPr>
+        <w:t xml:space="preserve">and </w:t>
+      </w:r>
+      <w:r>
+        <w:rPr>
+          <w:position w:val="-12"/>
+          <w:szCs w:val="24"/>
+        </w:rPr>
+        <w:object w:dxaOrig="260" w:dyaOrig="360" w14:anchorId="787C1E25">
+          <v:shape id="_x0000_i1092" type="#_x0000_t75" style="width:12pt;height:18pt" o:ole="">
+            <v:imagedata r:id="rId131" o:title=""/>
+          </v:shape>
+          <o:OLEObject Type="Embed" ProgID="Equation.DSMT4" ShapeID="_x0000_i1092" DrawAspect="Content" ObjectID="_1854630723" r:id="rId132"/>
+        </w:object>
+      </w:r>
+      <w:r>
+        <w:rPr>
+          <w:szCs w:val="24"/>
+        </w:rPr>
+        <w:t xml:space="preserve">.  At this value we see that </w:t>
+      </w:r>
+    </w:p>
+    <w:p>
+      <w:pPr>
+        <w:ind w:firstLine="720"/>
+        <w:rPr>
+          <w:noProof/>
+        </w:rPr>
+      </w:pPr>
+      <w:r>
+        <w:rPr>
+          <w:noProof/>
+          <w:position w:val="-88"/>
+        </w:rPr>
+        <w:object w:dxaOrig="4140" w:dyaOrig="2020" w14:anchorId="4C9D771D">
+          <v:shape id="_x0000_i1093" type="#_x0000_t75" style="width:210pt;height:102pt" o:ole="">
+            <v:imagedata r:id="rId133" o:title=""/>
+          </v:shape>
+          <o:OLEObject Type="Embed" ProgID="Equation.DSMT4" ShapeID="_x0000_i1093" DrawAspect="Content" ObjectID="_1854630724" r:id="rId134"/>
+        </w:object>
+      </w:r>
+    </w:p>
+    <w:p>
+      <w:pPr>
+        <w:ind w:firstLine="720"/>
+        <w:rPr>
+          <w:noProof/>
+        </w:rPr>
+      </w:pPr>
+      <w:r>
+        <w:rPr>
+          <w:noProof/>
+        </w:rPr>
+        <w:t>Based on our previous findings we can assuming that this value is negative.</w:t>
+      </w:r>
+    </w:p>
+    <w:p>
+      <w:pPr>
+        <w:rPr>
+          <w:szCs w:val="24"/>
+        </w:rPr>
+      </w:pPr>
+    </w:p>
+    <w:p>
+      <w:pPr>
+        <w:rPr>
+          <w:szCs w:val="24"/>
+        </w:rPr>
+      </w:pPr>
+    </w:p>
+    <w:p>
+      <w:pPr>
+        <w:ind w:firstLine="720"/>
+        <w:rPr>
+          <w:szCs w:val="24"/>
+        </w:rPr>
+      </w:pPr>
+      <w:r>
+        <w:rPr>
+          <w:szCs w:val="24"/>
+        </w:rPr>
+        <w:t xml:space="preserve">Also note that </w:t>
+      </w:r>
+      <w:r>
+        <w:rPr>
+          <w:position w:val="-24"/>
+          <w:szCs w:val="24"/>
+        </w:rPr>
+        <w:object w:dxaOrig="1900" w:dyaOrig="780" w14:anchorId="567270BE">
+          <v:shape id="_x0000_i1094" type="#_x0000_t75" style="width:96pt;height:42pt" o:ole="">
             <v:imagedata r:id="rId135" o:title=""/>
           </v:shape>
-          <o:OLEObject Type="Embed" ProgID="Equation.DSMT4" ShapeID="_x0000_i1090" DrawAspect="Content" ObjectID="_1845004249" r:id="rId136"/>
-        </w:object>
-      </w:r>
-      <w:r>
-        <w:rPr>
-          <w:szCs w:val="24"/>
-        </w:rPr>
-        <w:t xml:space="preserve">is between </w:t>
-      </w:r>
-      <w:r>
-        <w:rPr>
-          <w:position w:val="-12"/>
-          <w:szCs w:val="24"/>
-        </w:rPr>
-        <w:object w:dxaOrig="240" w:dyaOrig="360" w14:anchorId="1FB4DC82">
-          <v:shape id="_x0000_i1091" type="#_x0000_t75" style="width:12pt;height:18pt" o:ole="">
-            <v:imagedata r:id="rId137" o:title=""/>
-          </v:shape>
-          <o:OLEObject Type="Embed" ProgID="Equation.DSMT4" ShapeID="_x0000_i1091" DrawAspect="Content" ObjectID="_1845004250" r:id="rId138"/>
-        </w:object>
-      </w:r>
-      <w:r>
-        <w:rPr>
-          <w:szCs w:val="24"/>
-        </w:rPr>
-        <w:t xml:space="preserve">and </w:t>
-      </w:r>
-      <w:r>
-        <w:rPr>
-          <w:position w:val="-12"/>
-          <w:szCs w:val="24"/>
-        </w:rPr>
-        <w:object w:dxaOrig="260" w:dyaOrig="360" w14:anchorId="787C1E25">
-          <v:shape id="_x0000_i1092" type="#_x0000_t75" style="width:12.75pt;height:18pt" o:ole="">
-            <v:imagedata r:id="rId139" o:title=""/>
-          </v:shape>
-          <o:OLEObject Type="Embed" ProgID="Equation.DSMT4" ShapeID="_x0000_i1092" DrawAspect="Content" ObjectID="_1845004251" r:id="rId140"/>
-        </w:object>
-      </w:r>
-      <w:r>
-        <w:rPr>
-          <w:szCs w:val="24"/>
-        </w:rPr>
-        <w:t xml:space="preserve">.  At this value we see that </w:t>
-      </w:r>
-    </w:p>
-    <w:p>
-      <w:pPr>
-        <w:ind w:firstLine="720"/>
-        <w:rPr>
-          <w:noProof/>
-        </w:rPr>
-      </w:pPr>
-      <w:r>
-        <w:rPr>
-          <w:noProof/>
-          <w:position w:val="-88"/>
-        </w:rPr>
-        <w:object w:dxaOrig="4140" w:dyaOrig="2020" w14:anchorId="4C9D771D">
-          <v:shape id="_x0000_i1093" type="#_x0000_t75" style="width:207pt;height:101.25pt" o:ole="">
-            <v:imagedata r:id="rId141" o:title=""/>
-          </v:shape>
-          <o:OLEObject Type="Embed" ProgID="Equation.DSMT4" ShapeID="_x0000_i1093" DrawAspect="Content" ObjectID="_1845004252" r:id="rId142"/>
-        </w:object>
-      </w:r>
-    </w:p>
-    <w:p>
-      <w:pPr>
-        <w:ind w:firstLine="720"/>
-        <w:rPr>
-          <w:noProof/>
-        </w:rPr>
-      </w:pPr>
-      <w:r>
-        <w:rPr>
-          <w:noProof/>
-        </w:rPr>
-        <w:t>Based on our previous findings we can assuming that this value is negative.</w:t>
-      </w:r>
-    </w:p>
-    <w:p>
-      <w:pPr>
-        <w:rPr>
-          <w:szCs w:val="24"/>
-        </w:rPr>
-      </w:pPr>
-    </w:p>
-    <w:p>
-      <w:pPr>
-        <w:rPr>
-          <w:szCs w:val="24"/>
-        </w:rPr>
-      </w:pPr>
-    </w:p>
-    <w:p>
-      <w:pPr>
-        <w:ind w:firstLine="720"/>
-        <w:rPr>
-          <w:szCs w:val="24"/>
-        </w:rPr>
-      </w:pPr>
-      <w:r>
-        <w:rPr>
-          <w:szCs w:val="24"/>
-        </w:rPr>
-        <w:t xml:space="preserve">Also note that </w:t>
-      </w:r>
-      <w:r>
-        <w:rPr>
-          <w:position w:val="-24"/>
-          <w:szCs w:val="24"/>
-        </w:rPr>
-        <w:object w:dxaOrig="1900" w:dyaOrig="780" w14:anchorId="567270BE">
-          <v:shape id="_x0000_i1094" type="#_x0000_t75" style="width:95.25pt;height:39pt" o:ole="">
-            <v:imagedata r:id="rId143" o:title=""/>
-          </v:shape>
-          <o:OLEObject Type="Embed" ProgID="Equation.DSMT4" ShapeID="_x0000_i1094" DrawAspect="Content" ObjectID="_1845004253" r:id="rId144"/>
+          <o:OLEObject Type="Embed" ProgID="Equation.DSMT4" ShapeID="_x0000_i1094" DrawAspect="Content" ObjectID="_1854630725" r:id="rId136"/>
         </w:object>
       </w:r>
       <w:r>
@@ -5394,9 +5298,9 @@
         </w:rPr>
         <w:object w:dxaOrig="240" w:dyaOrig="360" w14:anchorId="7F5C06FB">
           <v:shape id="_x0000_i1095" type="#_x0000_t75" style="width:12pt;height:18pt" o:ole="">
-            <v:imagedata r:id="rId137" o:title=""/>
+            <v:imagedata r:id="rId129" o:title=""/>
           </v:shape>
-          <o:OLEObject Type="Embed" ProgID="Equation.DSMT4" ShapeID="_x0000_i1095" DrawAspect="Content" ObjectID="_1845004254" r:id="rId145"/>
+          <o:OLEObject Type="Embed" ProgID="Equation.DSMT4" ShapeID="_x0000_i1095" DrawAspect="Content" ObjectID="_1854630726" r:id="rId137"/>
         </w:object>
       </w:r>
       <w:r>
@@ -5419,10 +5323,10 @@
           <w:position w:val="-144"/>
         </w:rPr>
         <w:object w:dxaOrig="6619" w:dyaOrig="3000" w14:anchorId="6833B574">
-          <v:shape id="_x0000_i1096" type="#_x0000_t75" style="width:330.75pt;height:150pt" o:ole="">
-            <v:imagedata r:id="rId146" o:title=""/>
+          <v:shape id="_x0000_i1096" type="#_x0000_t75" style="width:330pt;height:150pt" o:ole="">
+            <v:imagedata r:id="rId138" o:title=""/>
           </v:shape>
-          <o:OLEObject Type="Embed" ProgID="Equation.DSMT4" ShapeID="_x0000_i1096" DrawAspect="Content" ObjectID="_1845004255" r:id="rId147"/>
+          <o:OLEObject Type="Embed" ProgID="Equation.DSMT4" ShapeID="_x0000_i1096" DrawAspect="Content" ObjectID="_1854630727" r:id="rId139"/>
         </w:object>
       </w:r>
     </w:p>
@@ -5445,10 +5349,10 @@
           <w:position w:val="-10"/>
         </w:rPr>
         <w:object w:dxaOrig="1440" w:dyaOrig="320" w14:anchorId="76C1C3BB">
-          <v:shape id="_x0000_i1097" type="#_x0000_t75" style="width:1in;height:15.75pt" o:ole="">
-            <v:imagedata r:id="rId148" o:title=""/>
+          <v:shape id="_x0000_i1097" type="#_x0000_t75" style="width:1in;height:18pt" o:ole="">
+            <v:imagedata r:id="rId140" o:title=""/>
           </v:shape>
-          <o:OLEObject Type="Embed" ProgID="Equation.DSMT4" ShapeID="_x0000_i1097" DrawAspect="Content" ObjectID="_1845004256" r:id="rId149"/>
+          <o:OLEObject Type="Embed" ProgID="Equation.DSMT4" ShapeID="_x0000_i1097" DrawAspect="Content" ObjectID="_1854630728" r:id="rId141"/>
         </w:object>
       </w:r>
       <w:r>
@@ -5519,10 +5423,10 @@
           <w:position w:val="-24"/>
         </w:rPr>
         <w:object w:dxaOrig="279" w:dyaOrig="620" w14:anchorId="3226DD7B">
-          <v:shape id="_x0000_i1098" type="#_x0000_t75" style="width:14.25pt;height:30.75pt" o:ole="">
-            <v:imagedata r:id="rId150" o:title=""/>
+          <v:shape id="_x0000_i1098" type="#_x0000_t75" style="width:12pt;height:30pt" o:ole="">
+            <v:imagedata r:id="rId142" o:title=""/>
           </v:shape>
-          <o:OLEObject Type="Embed" ProgID="Equation.DSMT4" ShapeID="_x0000_i1098" DrawAspect="Content" ObjectID="_1845004257" r:id="rId151"/>
+          <o:OLEObject Type="Embed" ProgID="Equation.DSMT4" ShapeID="_x0000_i1098" DrawAspect="Content" ObjectID="_1854630729" r:id="rId143"/>
         </w:object>
       </w:r>
       <w:r>
@@ -5549,10 +5453,10 @@
           <w:position w:val="-12"/>
         </w:rPr>
         <w:object w:dxaOrig="260" w:dyaOrig="360" w14:anchorId="5F42CB43">
-          <v:shape id="_x0000_i1099" type="#_x0000_t75" style="width:12.75pt;height:18pt" o:ole="">
-            <v:imagedata r:id="rId152" o:title=""/>
+          <v:shape id="_x0000_i1099" type="#_x0000_t75" style="width:12pt;height:18pt" o:ole="">
+            <v:imagedata r:id="rId144" o:title=""/>
           </v:shape>
-          <o:OLEObject Type="Embed" ProgID="Equation.DSMT4" ShapeID="_x0000_i1099" DrawAspect="Content" ObjectID="_1845004258" r:id="rId153"/>
+          <o:OLEObject Type="Embed" ProgID="Equation.DSMT4" ShapeID="_x0000_i1099" DrawAspect="Content" ObjectID="_1854630730" r:id="rId145"/>
         </w:object>
       </w:r>
       <w:r>
@@ -5601,10 +5505,10 @@
           <w:position w:val="-24"/>
         </w:rPr>
         <w:object w:dxaOrig="3100" w:dyaOrig="780" w14:anchorId="1043437A">
-          <v:shape id="_x0000_i1100" type="#_x0000_t75" style="width:155.25pt;height:39pt" o:ole="">
-            <v:imagedata r:id="rId154" o:title=""/>
+          <v:shape id="_x0000_i1100" type="#_x0000_t75" style="width:156pt;height:42pt" o:ole="">
+            <v:imagedata r:id="rId146" o:title=""/>
           </v:shape>
-          <o:OLEObject Type="Embed" ProgID="Equation.DSMT4" ShapeID="_x0000_i1100" DrawAspect="Content" ObjectID="_1845004259" r:id="rId155"/>
+          <o:OLEObject Type="Embed" ProgID="Equation.DSMT4" ShapeID="_x0000_i1100" DrawAspect="Content" ObjectID="_1854630731" r:id="rId147"/>
         </w:object>
       </w:r>
     </w:p>
@@ -5711,14 +5615,12 @@
         <w:lastRenderedPageBreak/>
         <w:t xml:space="preserve">A cone-shaped drinking cup is made from a </w:t>
       </w:r>
-      <w:proofErr w:type="spellStart"/>
-      <w:r>
-        <w:rPr>
-          <w:szCs w:val="24"/>
-        </w:rPr>
-        <w:t>cicular</w:t>
-      </w:r>
-      <w:proofErr w:type="spellEnd"/>
+      <w:r>
+        <w:rPr>
+          <w:szCs w:val="24"/>
+        </w:rPr>
+        <w:t>circular</w:t>
+      </w:r>
       <w:r>
         <w:rPr>
           <w:szCs w:val="24"/>
@@ -5785,31 +5687,17 @@
           <w:szCs w:val="24"/>
         </w:rPr>
         <w:object w:dxaOrig="200" w:dyaOrig="279" w14:anchorId="7AEDCC42">
-          <v:shape id="_x0000_i1101" type="#_x0000_t75" style="width:9.75pt;height:14.25pt" o:ole="">
-            <v:imagedata r:id="rId156" o:title=""/>
+          <v:shape id="_x0000_i1101" type="#_x0000_t75" style="width:12pt;height:12pt" o:ole="">
+            <v:imagedata r:id="rId148" o:title=""/>
           </v:shape>
-          <o:OLEObject Type="Embed" ProgID="Equation.DSMT4" ShapeID="_x0000_i1101" DrawAspect="Content" ObjectID="_1845004260" r:id="rId157"/>
+          <o:OLEObject Type="Embed" ProgID="Equation.DSMT4" ShapeID="_x0000_i1101" DrawAspect="Content" ObjectID="_1854630732" r:id="rId149"/>
         </w:object>
       </w:r>
       <w:r>
         <w:rPr>
           <w:szCs w:val="24"/>
         </w:rPr>
-        <w:t xml:space="preserve"> that is needed </w:t>
-      </w:r>
-      <w:proofErr w:type="gramStart"/>
-      <w:r>
-        <w:rPr>
-          <w:szCs w:val="24"/>
-        </w:rPr>
-        <w:t>in order to</w:t>
-      </w:r>
-      <w:proofErr w:type="gramEnd"/>
-      <w:r>
-        <w:rPr>
-          <w:szCs w:val="24"/>
-        </w:rPr>
-        <w:t xml:space="preserve"> maximize the capacity of such a cup.</w:t>
+        <w:t xml:space="preserve"> that is needed in order to maximize the capacity of such a cup.</w:t>
       </w:r>
     </w:p>
     <w:p>
@@ -5859,7 +5747,7 @@
                           </pic:cNvPicPr>
                         </pic:nvPicPr>
                         <pic:blipFill>
-                          <a:blip r:embed="rId158">
+                          <a:blip r:embed="rId150">
                             <a:extLst>
                               <a:ext uri="{28A0092B-C50C-407E-A947-70E740481C1C}">
                                 <a14:useLocalDpi xmlns:a14="http://schemas.microsoft.com/office/drawing/2010/main" val="0"/>
@@ -5892,7 +5780,7 @@
                           </a:extLst>
                         </pic:spPr>
                       </pic:pic>
-                      <w14:contentPart bwMode="auto" r:id="rId159">
+                      <w14:contentPart bwMode="auto" r:id="rId151">
                         <w14:nvContentPartPr>
                           <w14:cNvPr id="1261195991" name="Ink 1"/>
                           <w14:cNvContentPartPr/>
@@ -5935,10 +5823,10 @@
                                   <w:position w:val="-6"/>
                                 </w:rPr>
                                 <w:object w:dxaOrig="200" w:dyaOrig="279" w14:anchorId="3F04C8E2">
-                                  <v:shape id="_x0000_i1103" type="#_x0000_t75" style="width:9.75pt;height:14.25pt" o:ole="">
-                                    <v:imagedata r:id="rId160" o:title=""/>
+                                  <v:shape id="_x0000_i1103" type="#_x0000_t75" style="width:12pt;height:12pt" o:ole="">
+                                    <v:imagedata r:id="rId152" o:title=""/>
                                   </v:shape>
-                                  <o:OLEObject Type="Embed" ProgID="Equation.DSMT4" ShapeID="_x0000_i1103" DrawAspect="Content" ObjectID="_1845004285" r:id="rId161"/>
+                                  <o:OLEObject Type="Embed" ProgID="Equation.DSMT4" ShapeID="_x0000_i1103" DrawAspect="Content" ObjectID="_1854630757" r:id="rId153"/>
                                 </w:object>
                               </w:r>
                             </w:p>
@@ -5958,16 +5846,12 @@
             <w:pict>
               <v:group w14:anchorId="70C57EEA" id="Group 3" o:spid="_x0000_s1082" style="position:absolute;margin-left:410.25pt;margin-top:.95pt;width:121.5pt;height:123.75pt;z-index:251682816" coordsize="15430,15716" o:gfxdata="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">
                 <v:shape id="Picture 1" o:spid="_x0000_s1083" type="#_x0000_t75" alt="A picture of a circle with a sector removed." style="position:absolute;width:15430;height:15716;visibility:visible;mso-wrap-style:square" o:gfxdata="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" strokecolor="red" strokeweight="3pt">
-                  <v:imagedata r:id="rId162" o:title="A picture of a circle with a sector removed"/>
+                  <v:imagedata r:id="rId154" o:title="A picture of a circle with a sector removed"/>
                   <v:path arrowok="t"/>
                 </v:shape>
                 <v:shape id="Ink 1" o:spid="_x0000_s1084" type="#_x0000_t75" style="position:absolute;left:6615;top:5999;width:2038;height:501;visibility:visible;mso-wrap-style:square" o:gfxdata="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">
-                  <v:imagedata r:id="rId163" o:title=""/>
+                  <v:imagedata r:id="rId155" o:title=""/>
                 </v:shape>
-                <v:shapetype id="_x0000_t202" coordsize="21600,21600" o:spt="202" path="m,l,21600r21600,l21600,xe">
-                  <v:stroke joinstyle="miter"/>
-                  <v:path gradientshapeok="t" o:connecttype="rect"/>
-                </v:shapetype>
                 <v:shape id="Text Box 2" o:spid="_x0000_s1085" type="#_x0000_t202" alt="Angle theta." style="position:absolute;left:5238;top:3333;width:3194;height:2775;visibility:visible;mso-wrap-style:none;v-text-anchor:top" o:gfxdata="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" stroked="f">
                   <v:fill opacity="0"/>
                   <v:textbox style="mso-fit-shape-to-text:t">
@@ -5978,10 +5862,10 @@
                             <w:position w:val="-6"/>
                           </w:rPr>
                           <w:object w:dxaOrig="200" w:dyaOrig="279" w14:anchorId="3F04C8E2">
-                            <v:shape id="_x0000_i1103" type="#_x0000_t75" style="width:9.75pt;height:14.25pt" o:ole="">
-                              <v:imagedata r:id="rId160" o:title=""/>
+                            <v:shape id="_x0000_i1103" type="#_x0000_t75" style="width:12pt;height:12pt" o:ole="">
+                              <v:imagedata r:id="rId152" o:title=""/>
                             </v:shape>
-                            <o:OLEObject Type="Embed" ProgID="Equation.DSMT4" ShapeID="_x0000_i1103" DrawAspect="Content" ObjectID="_1845004285" r:id="rId164"/>
+                            <o:OLEObject Type="Embed" ProgID="Equation.DSMT4" ShapeID="_x0000_i1103" DrawAspect="Content" ObjectID="_1854630757" r:id="rId156"/>
                           </w:object>
                         </w:r>
                       </w:p>
@@ -6016,19 +5900,11 @@
           <w:szCs w:val="24"/>
         </w:rPr>
       </w:pPr>
-      <w:proofErr w:type="gramStart"/>
-      <w:r>
-        <w:rPr>
-          <w:szCs w:val="24"/>
-        </w:rPr>
-        <w:t>Therefore</w:t>
-      </w:r>
-      <w:proofErr w:type="gramEnd"/>
-      <w:r>
-        <w:rPr>
-          <w:szCs w:val="24"/>
-        </w:rPr>
-        <w:t xml:space="preserve"> we want to use the equation </w:t>
+      <w:r>
+        <w:rPr>
+          <w:szCs w:val="24"/>
+        </w:rPr>
+        <w:t xml:space="preserve">Therefore we want to use the equation </w:t>
       </w:r>
       <w:r>
         <w:rPr>
@@ -6036,10 +5912,10 @@
           <w:szCs w:val="24"/>
         </w:rPr>
         <w:object w:dxaOrig="1120" w:dyaOrig="620" w14:anchorId="545BB6DD">
-          <v:shape id="_x0000_i1104" type="#_x0000_t75" style="width:56.25pt;height:30.75pt" o:ole="">
-            <v:imagedata r:id="rId165" o:title=""/>
+          <v:shape id="_x0000_i1104" type="#_x0000_t75" style="width:54pt;height:30pt" o:ole="">
+            <v:imagedata r:id="rId157" o:title=""/>
           </v:shape>
-          <o:OLEObject Type="Embed" ProgID="Equation.DSMT4" ShapeID="_x0000_i1104" DrawAspect="Content" ObjectID="_1845004261" r:id="rId166"/>
+          <o:OLEObject Type="Embed" ProgID="Equation.DSMT4" ShapeID="_x0000_i1104" DrawAspect="Content" ObjectID="_1854630733" r:id="rId158"/>
         </w:object>
       </w:r>
       <w:r>
@@ -6082,10 +5958,10 @@
           <w:szCs w:val="24"/>
         </w:rPr>
         <w:object w:dxaOrig="1200" w:dyaOrig="320" w14:anchorId="746DD7D3">
-          <v:shape id="_x0000_i1105" type="#_x0000_t75" style="width:60pt;height:15.75pt" o:ole="">
-            <v:imagedata r:id="rId167" o:title=""/>
+          <v:shape id="_x0000_i1105" type="#_x0000_t75" style="width:60pt;height:18pt" o:ole="">
+            <v:imagedata r:id="rId159" o:title=""/>
           </v:shape>
-          <o:OLEObject Type="Embed" ProgID="Equation.DSMT4" ShapeID="_x0000_i1105" DrawAspect="Content" ObjectID="_1845004262" r:id="rId168"/>
+          <o:OLEObject Type="Embed" ProgID="Equation.DSMT4" ShapeID="_x0000_i1105" DrawAspect="Content" ObjectID="_1854630734" r:id="rId160"/>
         </w:object>
       </w:r>
       <w:r>
@@ -6100,10 +5976,10 @@
           <w:szCs w:val="24"/>
         </w:rPr>
         <w:object w:dxaOrig="1200" w:dyaOrig="320" w14:anchorId="7F68DBD6">
-          <v:shape id="_x0000_i1106" type="#_x0000_t75" style="width:60pt;height:15.75pt" o:ole="">
-            <v:imagedata r:id="rId169" o:title=""/>
+          <v:shape id="_x0000_i1106" type="#_x0000_t75" style="width:60pt;height:18pt" o:ole="">
+            <v:imagedata r:id="rId161" o:title=""/>
           </v:shape>
-          <o:OLEObject Type="Embed" ProgID="Equation.DSMT4" ShapeID="_x0000_i1106" DrawAspect="Content" ObjectID="_1845004263" r:id="rId170"/>
+          <o:OLEObject Type="Embed" ProgID="Equation.DSMT4" ShapeID="_x0000_i1106" DrawAspect="Content" ObjectID="_1854630735" r:id="rId162"/>
         </w:object>
       </w:r>
       <w:r>
@@ -6171,7 +6047,7 @@
                     <pic:cNvPicPr/>
                   </pic:nvPicPr>
                   <pic:blipFill>
-                    <a:blip r:embed="rId171">
+                    <a:blip r:embed="rId163">
                       <a:extLst>
                         <a:ext uri="{28A0092B-C50C-407E-A947-70E740481C1C}">
                           <a14:useLocalDpi xmlns:a14="http://schemas.microsoft.com/office/drawing/2010/main" val="0"/>
@@ -6211,20 +6087,7 @@
           <w:szCs w:val="24"/>
         </w:rPr>
         <w:tab/>
-      </w:r>
-      <w:proofErr w:type="gramStart"/>
-      <w:r>
-        <w:rPr>
-          <w:szCs w:val="24"/>
-        </w:rPr>
-        <w:t>So</w:t>
-      </w:r>
-      <w:proofErr w:type="gramEnd"/>
-      <w:r>
-        <w:rPr>
-          <w:szCs w:val="24"/>
-        </w:rPr>
-        <w:t xml:space="preserve"> we have that </w:t>
+        <w:t xml:space="preserve">So we have that </w:t>
       </w:r>
       <w:r>
         <w:rPr>
@@ -6232,156 +6095,156 @@
           <w:szCs w:val="24"/>
         </w:rPr>
         <w:object w:dxaOrig="3300" w:dyaOrig="620" w14:anchorId="5650414F">
-          <v:shape id="_x0000_i1107" type="#_x0000_t75" style="width:165pt;height:30.75pt" o:ole="">
+          <v:shape id="_x0000_i1107" type="#_x0000_t75" style="width:168pt;height:30pt" o:ole="">
+            <v:imagedata r:id="rId164" o:title=""/>
+          </v:shape>
+          <o:OLEObject Type="Embed" ProgID="Equation.DSMT4" ShapeID="_x0000_i1107" DrawAspect="Content" ObjectID="_1854630736" r:id="rId165"/>
+        </w:object>
+      </w:r>
+      <w:r>
+        <w:rPr>
+          <w:szCs w:val="24"/>
+        </w:rPr>
+        <w:t>.</w:t>
+      </w:r>
+    </w:p>
+    <w:p>
+      <w:pPr>
+        <w:ind w:left="720"/>
+        <w:rPr>
+          <w:szCs w:val="24"/>
+        </w:rPr>
+      </w:pPr>
+      <w:r>
+        <w:rPr>
+          <w:szCs w:val="24"/>
+        </w:rPr>
+        <w:t xml:space="preserve">Note here that </w:t>
+      </w:r>
+      <w:r>
+        <w:rPr>
+          <w:position w:val="-4"/>
+          <w:szCs w:val="24"/>
+        </w:rPr>
+        <w:object w:dxaOrig="240" w:dyaOrig="260" w14:anchorId="247E06AD">
+          <v:shape id="_x0000_i1108" type="#_x0000_t75" style="width:12pt;height:12pt" o:ole="">
+            <v:imagedata r:id="rId166" o:title=""/>
+          </v:shape>
+          <o:OLEObject Type="Embed" ProgID="Equation.DSMT4" ShapeID="_x0000_i1108" DrawAspect="Content" ObjectID="_1854630737" r:id="rId167"/>
+        </w:object>
+      </w:r>
+      <w:r>
+        <w:rPr>
+          <w:szCs w:val="24"/>
+        </w:rPr>
+        <w:t xml:space="preserve">is a constant and so the volume equation here is completely in terms </w:t>
+      </w:r>
+      <w:r>
+        <w:rPr>
+          <w:szCs w:val="24"/>
+        </w:rPr>
+        <w:t xml:space="preserve">of the variable </w:t>
+      </w:r>
+      <w:r>
+        <w:rPr>
+          <w:i/>
+          <w:iCs/>
+          <w:szCs w:val="24"/>
+        </w:rPr>
+        <w:t>h</w:t>
+      </w:r>
+      <w:r>
+        <w:rPr>
+          <w:szCs w:val="24"/>
+        </w:rPr>
+        <w:t>.</w:t>
+      </w:r>
+    </w:p>
+    <w:p>
+      <w:pPr>
+        <w:rPr>
+          <w:szCs w:val="24"/>
+        </w:rPr>
+      </w:pPr>
+    </w:p>
+    <w:p>
+      <w:pPr>
+        <w:rPr>
+          <w:szCs w:val="24"/>
+        </w:rPr>
+      </w:pPr>
+      <w:r>
+        <w:rPr>
+          <w:szCs w:val="24"/>
+        </w:rPr>
+        <w:tab/>
+        <w:t xml:space="preserve">We calculate that </w:t>
+      </w:r>
+      <w:r>
+        <w:rPr>
+          <w:position w:val="-24"/>
+          <w:szCs w:val="24"/>
+        </w:rPr>
+        <w:object w:dxaOrig="1740" w:dyaOrig="620" w14:anchorId="59F8A4C5">
+          <v:shape id="_x0000_i1109" type="#_x0000_t75" style="width:90pt;height:30pt" o:ole="">
+            <v:imagedata r:id="rId168" o:title=""/>
+          </v:shape>
+          <o:OLEObject Type="Embed" ProgID="Equation.DSMT4" ShapeID="_x0000_i1109" DrawAspect="Content" ObjectID="_1854630738" r:id="rId169"/>
+        </w:object>
+      </w:r>
+      <w:r>
+        <w:rPr>
+          <w:szCs w:val="24"/>
+        </w:rPr>
+        <w:t>.</w:t>
+      </w:r>
+    </w:p>
+    <w:p>
+      <w:pPr>
+        <w:rPr>
+          <w:szCs w:val="24"/>
+        </w:rPr>
+      </w:pPr>
+      <w:r>
+        <w:rPr>
+          <w:szCs w:val="24"/>
+        </w:rPr>
+        <w:tab/>
+      </w:r>
+      <w:r>
+        <w:rPr>
+          <w:szCs w:val="24"/>
+        </w:rPr>
+        <w:tab/>
+      </w:r>
+      <w:r>
+        <w:rPr>
+          <w:position w:val="-6"/>
+          <w:szCs w:val="24"/>
+        </w:rPr>
+        <w:object w:dxaOrig="639" w:dyaOrig="279" w14:anchorId="0CD633D1">
+          <v:shape id="_x0000_i1110" type="#_x0000_t75" style="width:30pt;height:12pt" o:ole="">
+            <v:imagedata r:id="rId170" o:title=""/>
+          </v:shape>
+          <o:OLEObject Type="Embed" ProgID="Equation.DSMT4" ShapeID="_x0000_i1110" DrawAspect="Content" ObjectID="_1854630739" r:id="rId171"/>
+        </w:object>
+      </w:r>
+      <w:r>
+        <w:rPr>
+          <w:szCs w:val="24"/>
+        </w:rPr>
+        <w:t xml:space="preserve"> when </w:t>
+      </w:r>
+      <w:r>
+        <w:rPr>
+          <w:position w:val="-28"/>
+          <w:szCs w:val="24"/>
+        </w:rPr>
+        <w:object w:dxaOrig="3220" w:dyaOrig="740" w14:anchorId="56DE532C">
+          <v:shape id="_x0000_i1111" type="#_x0000_t75" style="width:162pt;height:36pt" o:ole="">
             <v:imagedata r:id="rId172" o:title=""/>
           </v:shape>
-          <o:OLEObject Type="Embed" ProgID="Equation.DSMT4" ShapeID="_x0000_i1107" DrawAspect="Content" ObjectID="_1845004264" r:id="rId173"/>
-        </w:object>
-      </w:r>
-      <w:r>
-        <w:rPr>
-          <w:szCs w:val="24"/>
-        </w:rPr>
-        <w:t>.</w:t>
-      </w:r>
-    </w:p>
-    <w:p>
-      <w:pPr>
-        <w:ind w:left="720"/>
-        <w:rPr>
-          <w:szCs w:val="24"/>
-        </w:rPr>
-      </w:pPr>
-      <w:r>
-        <w:rPr>
-          <w:szCs w:val="24"/>
-        </w:rPr>
-        <w:t xml:space="preserve">Note here that </w:t>
-      </w:r>
-      <w:r>
-        <w:rPr>
-          <w:position w:val="-4"/>
-          <w:szCs w:val="24"/>
-        </w:rPr>
-        <w:object w:dxaOrig="240" w:dyaOrig="260" w14:anchorId="247E06AD">
-          <v:shape id="_x0000_i1108" type="#_x0000_t75" style="width:12pt;height:12.75pt" o:ole="">
-            <v:imagedata r:id="rId174" o:title=""/>
-          </v:shape>
-          <o:OLEObject Type="Embed" ProgID="Equation.DSMT4" ShapeID="_x0000_i1108" DrawAspect="Content" ObjectID="_1845004265" r:id="rId175"/>
-        </w:object>
-      </w:r>
-      <w:r>
-        <w:rPr>
-          <w:szCs w:val="24"/>
-        </w:rPr>
-        <w:t xml:space="preserve">is a constant and so the volume equation here is completely in terms </w:t>
-      </w:r>
-      <w:r>
-        <w:rPr>
-          <w:szCs w:val="24"/>
-        </w:rPr>
-        <w:t xml:space="preserve">of the variable </w:t>
-      </w:r>
-      <w:r>
-        <w:rPr>
-          <w:i/>
-          <w:iCs/>
-          <w:szCs w:val="24"/>
-        </w:rPr>
-        <w:t>h</w:t>
-      </w:r>
-      <w:r>
-        <w:rPr>
-          <w:szCs w:val="24"/>
-        </w:rPr>
-        <w:t>.</w:t>
-      </w:r>
-    </w:p>
-    <w:p>
-      <w:pPr>
-        <w:rPr>
-          <w:szCs w:val="24"/>
-        </w:rPr>
-      </w:pPr>
-    </w:p>
-    <w:p>
-      <w:pPr>
-        <w:rPr>
-          <w:szCs w:val="24"/>
-        </w:rPr>
-      </w:pPr>
-      <w:r>
-        <w:rPr>
-          <w:szCs w:val="24"/>
-        </w:rPr>
-        <w:tab/>
-        <w:t xml:space="preserve">We calculate that </w:t>
-      </w:r>
-      <w:r>
-        <w:rPr>
-          <w:position w:val="-24"/>
-          <w:szCs w:val="24"/>
-        </w:rPr>
-        <w:object w:dxaOrig="1740" w:dyaOrig="620" w14:anchorId="59F8A4C5">
-          <v:shape id="_x0000_i1109" type="#_x0000_t75" style="width:87pt;height:30.75pt" o:ole="">
-            <v:imagedata r:id="rId176" o:title=""/>
-          </v:shape>
-          <o:OLEObject Type="Embed" ProgID="Equation.DSMT4" ShapeID="_x0000_i1109" DrawAspect="Content" ObjectID="_1845004266" r:id="rId177"/>
-        </w:object>
-      </w:r>
-      <w:r>
-        <w:rPr>
-          <w:szCs w:val="24"/>
-        </w:rPr>
-        <w:t>.</w:t>
-      </w:r>
-    </w:p>
-    <w:p>
-      <w:pPr>
-        <w:rPr>
-          <w:szCs w:val="24"/>
-        </w:rPr>
-      </w:pPr>
-      <w:r>
-        <w:rPr>
-          <w:szCs w:val="24"/>
-        </w:rPr>
-        <w:tab/>
-      </w:r>
-      <w:r>
-        <w:rPr>
-          <w:szCs w:val="24"/>
-        </w:rPr>
-        <w:tab/>
-      </w:r>
-      <w:r>
-        <w:rPr>
-          <w:position w:val="-6"/>
-          <w:szCs w:val="24"/>
-        </w:rPr>
-        <w:object w:dxaOrig="639" w:dyaOrig="279" w14:anchorId="0CD633D1">
-          <v:shape id="_x0000_i1110" type="#_x0000_t75" style="width:32.25pt;height:14.25pt" o:ole="">
-            <v:imagedata r:id="rId178" o:title=""/>
-          </v:shape>
-          <o:OLEObject Type="Embed" ProgID="Equation.DSMT4" ShapeID="_x0000_i1110" DrawAspect="Content" ObjectID="_1845004267" r:id="rId179"/>
-        </w:object>
-      </w:r>
-      <w:r>
-        <w:rPr>
-          <w:szCs w:val="24"/>
-        </w:rPr>
-        <w:t xml:space="preserve"> when </w:t>
-      </w:r>
-      <w:r>
-        <w:rPr>
-          <w:position w:val="-28"/>
-          <w:szCs w:val="24"/>
-        </w:rPr>
-        <w:object w:dxaOrig="3220" w:dyaOrig="740" w14:anchorId="56DE532C">
-          <v:shape id="_x0000_i1111" type="#_x0000_t75" style="width:161.25pt;height:36.75pt" o:ole="">
-            <v:imagedata r:id="rId180" o:title=""/>
-          </v:shape>
-          <o:OLEObject Type="Embed" ProgID="Equation.DSMT4" ShapeID="_x0000_i1111" DrawAspect="Content" ObjectID="_1845004268" r:id="rId181"/>
+          <o:OLEObject Type="Embed" ProgID="Equation.DSMT4" ShapeID="_x0000_i1111" DrawAspect="Content" ObjectID="_1854630740" r:id="rId173"/>
         </w:object>
       </w:r>
     </w:p>
@@ -6673,10 +6536,10 @@
                                   <w:position w:val="-28"/>
                                 </w:rPr>
                                 <w:object w:dxaOrig="400" w:dyaOrig="660" w14:anchorId="60817474">
-                                  <v:shape id="_x0000_i1113" type="#_x0000_t75" style="width:19.5pt;height:34.5pt" o:ole="">
-                                    <v:imagedata r:id="rId182" o:title=""/>
+                                  <v:shape id="_x0000_i1113" type="#_x0000_t75" style="width:18pt;height:36pt" o:ole="">
+                                    <v:imagedata r:id="rId174" o:title=""/>
                                   </v:shape>
-                                  <o:OLEObject Type="Embed" ProgID="Equation.DSMT4" ShapeID="_x0000_i1113" DrawAspect="Content" ObjectID="_1845004286" r:id="rId183"/>
+                                  <o:OLEObject Type="Embed" ProgID="Equation.DSMT4" ShapeID="_x0000_i1113" DrawAspect="Content" ObjectID="_1854630758" r:id="rId175"/>
                                 </w:object>
                               </w:r>
                             </w:p>
@@ -6784,10 +6647,10 @@
                             <w:position w:val="-28"/>
                           </w:rPr>
                           <w:object w:dxaOrig="400" w:dyaOrig="660" w14:anchorId="60817474">
-                            <v:shape id="_x0000_i1113" type="#_x0000_t75" style="width:19.5pt;height:34.5pt" o:ole="">
-                              <v:imagedata r:id="rId185" o:title=""/>
+                            <v:shape id="_x0000_i1113" type="#_x0000_t75" style="width:18pt;height:36pt" o:ole="">
+                              <v:imagedata r:id="rId174" o:title=""/>
                             </v:shape>
-                            <o:OLEObject Type="Embed" ProgID="Equation.DSMT4" ShapeID="_x0000_i1113" DrawAspect="Content" ObjectID="_1844972746" r:id="rId186"/>
+                            <o:OLEObject Type="Embed" ProgID="Equation.DSMT4" ShapeID="_x0000_i1113" DrawAspect="Content" ObjectID="_1854630758" r:id="rId176"/>
                           </w:object>
                         </w:r>
                       </w:p>
@@ -6833,42 +6696,236 @@
           <w:szCs w:val="24"/>
         </w:rPr>
         <w:object w:dxaOrig="1420" w:dyaOrig="320" w14:anchorId="4C22BF4E">
-          <v:shape id="_x0000_i1114" type="#_x0000_t75" style="width:71.25pt;height:15.75pt" o:ole="">
+          <v:shape id="_x0000_i1114" type="#_x0000_t75" style="width:1in;height:18pt" o:ole="">
+            <v:imagedata r:id="rId177" o:title=""/>
+          </v:shape>
+          <o:OLEObject Type="Embed" ProgID="Equation.DSMT4" ShapeID="_x0000_i1114" DrawAspect="Content" ObjectID="_1854630741" r:id="rId178"/>
+        </w:object>
+      </w:r>
+      <w:r>
+        <w:rPr>
+          <w:szCs w:val="24"/>
+        </w:rPr>
+        <w:t>)</w:t>
+      </w:r>
+    </w:p>
+    <w:p>
+      <w:pPr>
+        <w:rPr>
+          <w:szCs w:val="24"/>
+        </w:rPr>
+      </w:pPr>
+    </w:p>
+    <w:p>
+      <w:pPr>
+        <w:rPr>
+          <w:szCs w:val="24"/>
+        </w:rPr>
+      </w:pPr>
+    </w:p>
+    <w:p>
+      <w:pPr>
+        <w:rPr>
+          <w:szCs w:val="24"/>
+        </w:rPr>
+      </w:pPr>
+    </w:p>
+    <w:p>
+      <w:pPr>
+        <w:rPr>
+          <w:szCs w:val="24"/>
+        </w:rPr>
+      </w:pPr>
+      <w:r>
+        <w:rPr>
+          <w:szCs w:val="24"/>
+        </w:rPr>
+        <w:tab/>
+        <w:t xml:space="preserve">So we have a maximum volume when </w:t>
+      </w:r>
+      <w:r>
+        <w:rPr>
+          <w:position w:val="-28"/>
+          <w:szCs w:val="24"/>
+        </w:rPr>
+        <w:object w:dxaOrig="760" w:dyaOrig="660" w14:anchorId="2604BEC0">
+          <v:shape id="_x0000_i1115" type="#_x0000_t75" style="width:36pt;height:36pt" o:ole="">
+            <v:imagedata r:id="rId179" o:title=""/>
+          </v:shape>
+          <o:OLEObject Type="Embed" ProgID="Equation.DSMT4" ShapeID="_x0000_i1115" DrawAspect="Content" ObjectID="_1854630742" r:id="rId180"/>
+        </w:object>
+      </w:r>
+      <w:r>
+        <w:rPr>
+          <w:szCs w:val="24"/>
+        </w:rPr>
+        <w:t xml:space="preserve"> and </w:t>
+      </w:r>
+      <w:r>
+        <w:rPr>
+          <w:position w:val="-30"/>
+          <w:szCs w:val="24"/>
+        </w:rPr>
+        <w:object w:dxaOrig="3060" w:dyaOrig="760" w14:anchorId="6F10707D">
+          <v:shape id="_x0000_i1116" type="#_x0000_t75" style="width:156pt;height:36pt" o:ole="">
+            <v:imagedata r:id="rId181" o:title=""/>
+          </v:shape>
+          <o:OLEObject Type="Embed" ProgID="Equation.DSMT4" ShapeID="_x0000_i1116" DrawAspect="Content" ObjectID="_1854630743" r:id="rId182"/>
+        </w:object>
+      </w:r>
+      <w:r>
+        <w:rPr>
+          <w:szCs w:val="24"/>
+        </w:rPr>
+        <w:t>.</w:t>
+      </w:r>
+    </w:p>
+    <w:p>
+      <w:pPr>
+        <w:rPr>
+          <w:szCs w:val="24"/>
+        </w:rPr>
+      </w:pPr>
+      <w:r>
+        <w:rPr>
+          <w:szCs w:val="24"/>
+        </w:rPr>
+        <w:tab/>
+      </w:r>
+    </w:p>
+    <w:p>
+      <w:pPr>
+        <w:rPr>
+          <w:szCs w:val="24"/>
+        </w:rPr>
+      </w:pPr>
+      <w:r>
+        <w:rPr>
+          <w:szCs w:val="24"/>
+        </w:rPr>
+        <w:tab/>
+        <w:t xml:space="preserve">Now we turn to find the angle of </w:t>
+      </w:r>
+      <w:r>
+        <w:rPr>
+          <w:position w:val="-6"/>
+          <w:szCs w:val="24"/>
+        </w:rPr>
+        <w:object w:dxaOrig="200" w:dyaOrig="279" w14:anchorId="4682CF9A">
+          <v:shape id="_x0000_i1117" type="#_x0000_t75" style="width:12pt;height:12pt" o:ole="">
+            <v:imagedata r:id="rId183" o:title=""/>
+          </v:shape>
+          <o:OLEObject Type="Embed" ProgID="Equation.DSMT4" ShapeID="_x0000_i1117" DrawAspect="Content" ObjectID="_1854630744" r:id="rId184"/>
+        </w:object>
+      </w:r>
+      <w:r>
+        <w:rPr>
+          <w:szCs w:val="24"/>
+        </w:rPr>
+        <w:t xml:space="preserve">.  </w:t>
+      </w:r>
+    </w:p>
+    <w:p>
+      <w:pPr>
+        <w:ind w:firstLine="720"/>
+        <w:rPr>
+          <w:szCs w:val="24"/>
+        </w:rPr>
+      </w:pPr>
+      <w:r>
+        <w:rPr>
+          <w:szCs w:val="24"/>
+        </w:rPr>
+        <w:t xml:space="preserve">We see from the first picture that </w:t>
+      </w:r>
+      <w:r>
+        <w:rPr>
+          <w:szCs w:val="24"/>
+        </w:rPr>
+        <w:t xml:space="preserve">the arc between </w:t>
+      </w:r>
+      <w:r>
+        <w:rPr>
+          <w:i/>
+          <w:iCs/>
+          <w:szCs w:val="24"/>
+        </w:rPr>
+        <w:t>A</w:t>
+      </w:r>
+      <w:r>
+        <w:rPr>
+          <w:szCs w:val="24"/>
+        </w:rPr>
+        <w:t xml:space="preserve"> and </w:t>
+      </w:r>
+      <w:r>
+        <w:rPr>
+          <w:i/>
+          <w:iCs/>
+          <w:szCs w:val="24"/>
+        </w:rPr>
+        <w:t>B</w:t>
+      </w:r>
+      <w:r>
+        <w:rPr>
+          <w:szCs w:val="24"/>
+        </w:rPr>
+        <w:t xml:space="preserve"> (over </w:t>
+      </w:r>
+      <w:r>
+        <w:rPr>
+          <w:position w:val="-6"/>
+          <w:szCs w:val="24"/>
+        </w:rPr>
+        <w:object w:dxaOrig="200" w:dyaOrig="279" w14:anchorId="214269CC">
+          <v:shape id="_x0000_i1118" type="#_x0000_t75" style="width:12pt;height:12pt" o:ole="">
+            <v:imagedata r:id="rId185" o:title=""/>
+          </v:shape>
+          <o:OLEObject Type="Embed" ProgID="Equation.DSMT4" ShapeID="_x0000_i1118" DrawAspect="Content" ObjectID="_1854630745" r:id="rId186"/>
+        </w:object>
+      </w:r>
+      <w:r>
+        <w:rPr>
+          <w:szCs w:val="24"/>
+        </w:rPr>
+        <w:t xml:space="preserve">) is given by </w:t>
+      </w:r>
+      <w:r>
+        <w:rPr>
+          <w:position w:val="-10"/>
+          <w:szCs w:val="24"/>
+        </w:rPr>
+        <w:object w:dxaOrig="1560" w:dyaOrig="320" w14:anchorId="58365C6A">
+          <v:shape id="_x0000_i1119" type="#_x0000_t75" style="width:78pt;height:18pt" o:ole="">
             <v:imagedata r:id="rId187" o:title=""/>
           </v:shape>
-          <o:OLEObject Type="Embed" ProgID="Equation.DSMT4" ShapeID="_x0000_i1114" DrawAspect="Content" ObjectID="_1845004269" r:id="rId188"/>
+          <o:OLEObject Type="Embed" ProgID="Equation.DSMT4" ShapeID="_x0000_i1119" DrawAspect="Content" ObjectID="_1854630746" r:id="rId188"/>
         </w:object>
       </w:r>
       <w:r>
         <w:rPr>
           <w:szCs w:val="24"/>
         </w:rPr>
-        <w:t>)</w:t>
-      </w:r>
-    </w:p>
-    <w:p>
-      <w:pPr>
-        <w:rPr>
-          <w:szCs w:val="24"/>
-        </w:rPr>
-      </w:pPr>
-    </w:p>
-    <w:p>
-      <w:pPr>
-        <w:rPr>
-          <w:szCs w:val="24"/>
-        </w:rPr>
-      </w:pPr>
-    </w:p>
-    <w:p>
-      <w:pPr>
-        <w:rPr>
-          <w:szCs w:val="24"/>
-        </w:rPr>
-      </w:pPr>
-    </w:p>
-    <w:p>
-      <w:pPr>
+        <w:t>.</w:t>
+      </w:r>
+    </w:p>
+    <w:p>
+      <w:pPr>
+        <w:ind w:left="720"/>
+        <w:rPr>
+          <w:szCs w:val="24"/>
+        </w:rPr>
+      </w:pPr>
+      <w:r>
+        <w:rPr>
+          <w:szCs w:val="24"/>
+        </w:rPr>
+        <w:t xml:space="preserve">Also, the circumference of the existing part of the blue circle above must be equal to the circumference of the circular base of the resulting cone.  From this we can say that </w:t>
+      </w:r>
+    </w:p>
+    <w:p>
+      <w:pPr>
+        <w:ind w:left="720"/>
         <w:rPr>
           <w:szCs w:val="24"/>
         </w:rPr>
@@ -6879,56 +6936,93 @@
         </w:rPr>
         <w:tab/>
       </w:r>
-      <w:proofErr w:type="gramStart"/>
-      <w:r>
-        <w:rPr>
-          <w:szCs w:val="24"/>
-        </w:rPr>
-        <w:t>So</w:t>
-      </w:r>
-      <w:proofErr w:type="gramEnd"/>
-      <w:r>
-        <w:rPr>
-          <w:szCs w:val="24"/>
-        </w:rPr>
-        <w:t xml:space="preserve"> we have a maximum volume when </w:t>
-      </w:r>
       <w:r>
         <w:rPr>
           <w:position w:val="-28"/>
           <w:szCs w:val="24"/>
         </w:rPr>
-        <w:object w:dxaOrig="760" w:dyaOrig="660" w14:anchorId="2604BEC0">
-          <v:shape id="_x0000_i1115" type="#_x0000_t75" style="width:38.25pt;height:33pt" o:ole="">
+        <w:object w:dxaOrig="4880" w:dyaOrig="680" w14:anchorId="3B372B07">
+          <v:shape id="_x0000_i1120" type="#_x0000_t75" style="width:246pt;height:36pt" o:ole="">
             <v:imagedata r:id="rId189" o:title=""/>
           </v:shape>
-          <o:OLEObject Type="Embed" ProgID="Equation.DSMT4" ShapeID="_x0000_i1115" DrawAspect="Content" ObjectID="_1845004270" r:id="rId190"/>
+          <o:OLEObject Type="Embed" ProgID="Equation.DSMT4" ShapeID="_x0000_i1120" DrawAspect="Content" ObjectID="_1854630747" r:id="rId190"/>
         </w:object>
       </w:r>
-      <w:r>
-        <w:rPr>
-          <w:szCs w:val="24"/>
-        </w:rPr>
-        <w:t xml:space="preserve"> and </w:t>
-      </w:r>
-      <w:r>
-        <w:rPr>
-          <w:position w:val="-30"/>
-          <w:szCs w:val="24"/>
-        </w:rPr>
-        <w:object w:dxaOrig="3060" w:dyaOrig="760" w14:anchorId="6F10707D">
-          <v:shape id="_x0000_i1116" type="#_x0000_t75" style="width:153pt;height:38.25pt" o:ole="">
+    </w:p>
+    <w:p>
+      <w:pPr>
+        <w:ind w:left="720"/>
+        <w:rPr>
+          <w:szCs w:val="24"/>
+        </w:rPr>
+      </w:pPr>
+      <w:r>
+        <w:rPr>
+          <w:szCs w:val="24"/>
+        </w:rPr>
+        <w:t xml:space="preserve">We then substitute the value of </w:t>
+      </w:r>
+      <w:r>
+        <w:rPr>
+          <w:i/>
+          <w:iCs/>
+          <w:szCs w:val="24"/>
+        </w:rPr>
+        <w:t>r</w:t>
+      </w:r>
+      <w:r>
+        <w:rPr>
+          <w:szCs w:val="24"/>
+        </w:rPr>
+        <w:t xml:space="preserve"> that we have for when the maximum volume occurs and we find that </w:t>
+      </w:r>
+    </w:p>
+    <w:p>
+      <w:pPr>
+        <w:ind w:left="720"/>
+        <w:rPr>
+          <w:szCs w:val="24"/>
+        </w:rPr>
+      </w:pPr>
+      <w:r>
+        <w:rPr>
+          <w:szCs w:val="24"/>
+        </w:rPr>
+        <w:tab/>
+      </w:r>
+      <w:r>
+        <w:rPr>
+          <w:position w:val="-62"/>
+          <w:szCs w:val="24"/>
+        </w:rPr>
+        <w:object w:dxaOrig="8300" w:dyaOrig="1359" w14:anchorId="771E7DE4">
+          <v:shape id="_x0000_i1121" type="#_x0000_t75" style="width:414pt;height:66pt" o:ole="">
             <v:imagedata r:id="rId191" o:title=""/>
           </v:shape>
-          <o:OLEObject Type="Embed" ProgID="Equation.DSMT4" ShapeID="_x0000_i1116" DrawAspect="Content" ObjectID="_1845004271" r:id="rId192"/>
+          <o:OLEObject Type="Embed" ProgID="Equation.DSMT4" ShapeID="_x0000_i1121" DrawAspect="Content" ObjectID="_1854630748" r:id="rId192"/>
         </w:object>
       </w:r>
-      <w:r>
-        <w:rPr>
-          <w:szCs w:val="24"/>
-        </w:rPr>
-        <w:t>.</w:t>
-      </w:r>
+    </w:p>
+    <w:p>
+      <w:pPr>
+        <w:rPr>
+          <w:szCs w:val="24"/>
+        </w:rPr>
+      </w:pPr>
+    </w:p>
+    <w:p>
+      <w:pPr>
+        <w:rPr>
+          <w:szCs w:val="24"/>
+        </w:rPr>
+      </w:pPr>
+    </w:p>
+    <w:p>
+      <w:pPr>
+        <w:rPr>
+          <w:szCs w:val="24"/>
+        </w:rPr>
+      </w:pPr>
     </w:p>
     <w:p>
       <w:pPr>
@@ -6942,264 +7036,20 @@
         </w:rPr>
         <w:tab/>
       </w:r>
-    </w:p>
-    <w:p>
-      <w:pPr>
-        <w:rPr>
-          <w:szCs w:val="24"/>
-        </w:rPr>
-      </w:pPr>
       <w:r>
         <w:rPr>
           <w:szCs w:val="24"/>
         </w:rPr>
         <w:tab/>
-        <w:t xml:space="preserve">Now we turn to find the angle of </w:t>
-      </w:r>
-      <w:r>
-        <w:rPr>
-          <w:position w:val="-6"/>
-          <w:szCs w:val="24"/>
-        </w:rPr>
-        <w:object w:dxaOrig="200" w:dyaOrig="279" w14:anchorId="4682CF9A">
-          <v:shape id="_x0000_i1117" type="#_x0000_t75" style="width:9.75pt;height:14.25pt" o:ole="">
-            <v:imagedata r:id="rId193" o:title=""/>
-          </v:shape>
-          <o:OLEObject Type="Embed" ProgID="Equation.DSMT4" ShapeID="_x0000_i1117" DrawAspect="Content" ObjectID="_1845004272" r:id="rId194"/>
-        </w:object>
-      </w:r>
-      <w:r>
-        <w:rPr>
-          <w:szCs w:val="24"/>
-        </w:rPr>
-        <w:t xml:space="preserve">.  </w:t>
-      </w:r>
-    </w:p>
-    <w:p>
-      <w:pPr>
-        <w:ind w:firstLine="720"/>
-        <w:rPr>
-          <w:szCs w:val="24"/>
-        </w:rPr>
-      </w:pPr>
-      <w:r>
-        <w:rPr>
-          <w:szCs w:val="24"/>
-        </w:rPr>
-        <w:t xml:space="preserve">We see from the first picture that </w:t>
-      </w:r>
-      <w:r>
-        <w:rPr>
-          <w:szCs w:val="24"/>
-        </w:rPr>
-        <w:t xml:space="preserve">the arc between </w:t>
-      </w:r>
-      <w:r>
-        <w:rPr>
-          <w:i/>
-          <w:iCs/>
-          <w:szCs w:val="24"/>
-        </w:rPr>
-        <w:t>A</w:t>
-      </w:r>
-      <w:r>
-        <w:rPr>
-          <w:szCs w:val="24"/>
-        </w:rPr>
-        <w:t xml:space="preserve"> and </w:t>
-      </w:r>
-      <w:r>
-        <w:rPr>
-          <w:i/>
-          <w:iCs/>
-          <w:szCs w:val="24"/>
-        </w:rPr>
-        <w:t>B</w:t>
-      </w:r>
-      <w:r>
-        <w:rPr>
-          <w:szCs w:val="24"/>
-        </w:rPr>
-        <w:t xml:space="preserve"> (over </w:t>
-      </w:r>
-      <w:r>
-        <w:rPr>
-          <w:position w:val="-6"/>
-          <w:szCs w:val="24"/>
-        </w:rPr>
-        <w:object w:dxaOrig="200" w:dyaOrig="279" w14:anchorId="214269CC">
-          <v:shape id="_x0000_i1118" type="#_x0000_t75" style="width:9.75pt;height:14.25pt" o:ole="">
-            <v:imagedata r:id="rId195" o:title=""/>
-          </v:shape>
-          <o:OLEObject Type="Embed" ProgID="Equation.DSMT4" ShapeID="_x0000_i1118" DrawAspect="Content" ObjectID="_1845004273" r:id="rId196"/>
-        </w:object>
-      </w:r>
-      <w:r>
-        <w:rPr>
-          <w:szCs w:val="24"/>
-        </w:rPr>
-        <w:t xml:space="preserve">) is given by </w:t>
-      </w:r>
-      <w:r>
-        <w:rPr>
-          <w:position w:val="-10"/>
-          <w:szCs w:val="24"/>
-        </w:rPr>
-        <w:object w:dxaOrig="1560" w:dyaOrig="320" w14:anchorId="58365C6A">
-          <v:shape id="_x0000_i1119" type="#_x0000_t75" style="width:78pt;height:15.75pt" o:ole="">
-            <v:imagedata r:id="rId197" o:title=""/>
-          </v:shape>
-          <o:OLEObject Type="Embed" ProgID="Equation.DSMT4" ShapeID="_x0000_i1119" DrawAspect="Content" ObjectID="_1845004274" r:id="rId198"/>
-        </w:object>
-      </w:r>
-      <w:r>
-        <w:rPr>
-          <w:szCs w:val="24"/>
-        </w:rPr>
-        <w:t>.</w:t>
-      </w:r>
-    </w:p>
-    <w:p>
-      <w:pPr>
-        <w:ind w:left="720"/>
-        <w:rPr>
-          <w:szCs w:val="24"/>
-        </w:rPr>
-      </w:pPr>
-      <w:r>
-        <w:rPr>
-          <w:szCs w:val="24"/>
-        </w:rPr>
-        <w:t xml:space="preserve">Also, the circumference of the existing part of the blue circle above must be equal to the circumference of the circular base of the resulting cone.  From this we can say that </w:t>
-      </w:r>
-    </w:p>
-    <w:p>
-      <w:pPr>
-        <w:ind w:left="720"/>
-        <w:rPr>
-          <w:szCs w:val="24"/>
-        </w:rPr>
-      </w:pPr>
-      <w:r>
-        <w:rPr>
-          <w:szCs w:val="24"/>
-        </w:rPr>
-        <w:tab/>
-      </w:r>
-      <w:r>
-        <w:rPr>
-          <w:position w:val="-28"/>
-          <w:szCs w:val="24"/>
-        </w:rPr>
-        <w:object w:dxaOrig="4880" w:dyaOrig="680" w14:anchorId="3B372B07">
-          <v:shape id="_x0000_i1120" type="#_x0000_t75" style="width:243.75pt;height:33.75pt" o:ole="">
-            <v:imagedata r:id="rId199" o:title=""/>
-          </v:shape>
-          <o:OLEObject Type="Embed" ProgID="Equation.DSMT4" ShapeID="_x0000_i1120" DrawAspect="Content" ObjectID="_1845004275" r:id="rId200"/>
-        </w:object>
-      </w:r>
-    </w:p>
-    <w:p>
-      <w:pPr>
-        <w:ind w:left="720"/>
-        <w:rPr>
-          <w:szCs w:val="24"/>
-        </w:rPr>
-      </w:pPr>
-      <w:r>
-        <w:rPr>
-          <w:szCs w:val="24"/>
-        </w:rPr>
-        <w:t xml:space="preserve">We then substitute the value of </w:t>
-      </w:r>
-      <w:r>
-        <w:rPr>
-          <w:i/>
-          <w:iCs/>
-          <w:szCs w:val="24"/>
-        </w:rPr>
-        <w:t>r</w:t>
-      </w:r>
-      <w:r>
-        <w:rPr>
-          <w:szCs w:val="24"/>
-        </w:rPr>
-        <w:t xml:space="preserve"> that we have for when the maximum volume occurs and we find that </w:t>
-      </w:r>
-    </w:p>
-    <w:p>
-      <w:pPr>
-        <w:ind w:left="720"/>
-        <w:rPr>
-          <w:szCs w:val="24"/>
-        </w:rPr>
-      </w:pPr>
-      <w:r>
-        <w:rPr>
-          <w:szCs w:val="24"/>
-        </w:rPr>
-        <w:tab/>
-      </w:r>
-      <w:r>
-        <w:rPr>
-          <w:position w:val="-62"/>
-          <w:szCs w:val="24"/>
-        </w:rPr>
-        <w:object w:dxaOrig="8300" w:dyaOrig="1359" w14:anchorId="771E7DE4">
-          <v:shape id="_x0000_i1121" type="#_x0000_t75" style="width:414.75pt;height:68.25pt" o:ole="">
-            <v:imagedata r:id="rId201" o:title=""/>
-          </v:shape>
-          <o:OLEObject Type="Embed" ProgID="Equation.DSMT4" ShapeID="_x0000_i1121" DrawAspect="Content" ObjectID="_1845004276" r:id="rId202"/>
-        </w:object>
-      </w:r>
-    </w:p>
-    <w:p>
-      <w:pPr>
-        <w:rPr>
-          <w:szCs w:val="24"/>
-        </w:rPr>
-      </w:pPr>
-    </w:p>
-    <w:p>
-      <w:pPr>
-        <w:rPr>
-          <w:szCs w:val="24"/>
-        </w:rPr>
-      </w:pPr>
-    </w:p>
-    <w:p>
-      <w:pPr>
-        <w:rPr>
-          <w:szCs w:val="24"/>
-        </w:rPr>
-      </w:pPr>
-    </w:p>
-    <w:p>
-      <w:pPr>
-        <w:rPr>
-          <w:szCs w:val="24"/>
-        </w:rPr>
-      </w:pPr>
-      <w:r>
-        <w:rPr>
-          <w:szCs w:val="24"/>
-        </w:rPr>
-        <w:tab/>
-      </w:r>
-      <w:r>
-        <w:rPr>
-          <w:szCs w:val="24"/>
-        </w:rPr>
-        <w:tab/>
       </w:r>
     </w:p>
     <w:sectPr>
-      <w:headerReference w:type="even" r:id="rId203"/>
-      <w:headerReference w:type="default" r:id="rId204"/>
-      <w:footerReference w:type="even" r:id="rId205"/>
-      <w:footerReference w:type="default" r:id="rId206"/>
-      <w:headerReference w:type="first" r:id="rId207"/>
-      <w:footerReference w:type="first" r:id="rId208"/>
+      <w:headerReference w:type="even" r:id="rId193"/>
+      <w:headerReference w:type="default" r:id="rId194"/>
+      <w:footerReference w:type="even" r:id="rId195"/>
+      <w:footerReference w:type="default" r:id="rId196"/>
+      <w:headerReference w:type="first" r:id="rId197"/>
+      <w:footerReference w:type="first" r:id="rId198"/>
       <w:pgSz w:w="12240" w:h="15840"/>
       <w:pgMar w:top="720" w:right="720" w:bottom="720" w:left="720" w:header="576" w:footer="720" w:gutter="0"/>
       <w:cols w:space="720"/>
